--- a/블로그글작성/판례/폐기물_대법원_시리즈/판례_대법원2019도3653_기존폐기물처리업을양수.docx
+++ b/블로그글작성/판례/폐기물_대법원_시리즈/판례_대법원2019도3653_기존폐기물처리업을양수.docx
@@ -359,7 +359,7 @@
           <w:rFonts w:ascii="맑은 고딕" w:hAnsi="맑은 고딕" w:eastAsia="맑은 고딕" w:cs="맑은 고딕"/>
           <w:color w:val="000000"/>
         </w:rPr>
-        <w:t>공소사실 중 2015. 10. 1.경부터 2015. 10. 2.경까지 폐기물관리법 위반의 점에 대하여 범죄의 증명이 없다고 보아, 이를 유죄로 판단한 제1심판결을 파기하고 무죄를 선고하였다. 원심판결 이유를 기록에 비추어 살펴보면, 원심의 판단에 논리와 경험의 법칙을 위반하여 자유심증주의의 한계를 벗어난 잘못이 없다.</w:t>
+        <w:t>① 공소사실 중 2015. 10. 1.경부터 2015. 10. 2.경까지 폐기물관리법 위반의 점에 대하여 범죄의 증명이 없다고 보아, 이를 유죄로 판단한 제1심판결을 파기하고 무죄를 선고하였다.</w:t>
       </w:r>
       <w:r>
         <w:rPr>
@@ -373,7 +373,7 @@
           <w:rFonts w:ascii="맑은 고딕" w:hAnsi="맑은 고딕" w:eastAsia="맑은 고딕" w:cs="맑은 고딕"/>
           <w:color w:val="000000"/>
         </w:rPr>
-        <w:t>2. 피고인의 상고이유에 대하여</w:t>
+        <w:t>② 원심판결 이유를 기록에 비추어 살펴보면, 원심의 판단에 논리와 경험의 법칙을 위반하여 자유심증주의의 한계를 벗어난 잘못이 없다.</w:t>
       </w:r>
       <w:r>
         <w:rPr>
@@ -387,7 +387,7 @@
           <w:rFonts w:ascii="맑은 고딕" w:hAnsi="맑은 고딕" w:eastAsia="맑은 고딕" w:cs="맑은 고딕"/>
           <w:color w:val="000000"/>
         </w:rPr>
-        <w:t>거짓이나 그 밖의 부정한 방법으로 폐기물처리업 허가를 받은 행위로 인한 폐기물관리법 위반의 점에 관하여</w:t>
+        <w:t>③ 피고인의 상고이유에 대하여 거짓이나 그 밖의 부정한 방법으로 폐기물처리업 허가를 받은 행위로 인한 폐기물관리법 위반의 점에 관하여 폐기물관리법 제64조 제6호에서 정하고 있는 “거짓이나 그 밖의 부정한 방법으로 제25조 제3항에 따른 폐기물처리업 허가를 받은 자”라 함은 폐기물처리업 허가를 신규 취득하는 과정에서 부정한 방법을 동원한 자만을 가리키는 것이지, 이미 허가를 받은 기존의 폐기물처리업을 양수하여 그 권리·의무의 승계를 신고하는 자까지 포함하는 것이라고 볼 수는 없다(대법원 2009. 7. 23. 선고 2009도2259 판결 등 참조). 기록에 의하면, 피고인은 공소외 주식회사로부터 2008. 6. 25. 이미 허가받은 기존의 폐기물 종합재활용업을 양수하면서 2017. 1. 6.경 김포시장에게 그 권리·의무의 승계를 신고하여 2017. 1. 16.경 수리 통보를 받은 사실을 알 수 있는데, 이러한 사실관계를 앞서 본 법리에 비추어 살펴보면, 피고인은 폐기물처리업 허가를 신규로 취득한 자가 아니라 이미 허가를 받은 기존의 폐기물처리업을 양수하여 그 권리·의무의 승계를 신고한 자에 불과하므로, 폐기물관리법 제64조 제6호 위반죄로 처벌할 수 없다고 보아야 한다.</w:t>
       </w:r>
       <w:r>
         <w:rPr>
@@ -401,7 +401,47 @@
           <w:rFonts w:ascii="맑은 고딕" w:hAnsi="맑은 고딕" w:eastAsia="맑은 고딕" w:cs="맑은 고딕"/>
           <w:color w:val="000000"/>
         </w:rPr>
-        <w:t>폐기물관리법 제64조 제6호에서 정하고 있는 “거짓이나 그 밖의 부정한 방법으로 제25조 제3항에 따른 폐기물처리업 허가를 받은 자”라 함은 폐기물처리업 허가를 신규 취득하는 과정에서 부정한 방법을 동원한 자만을 가리키는 것이지, 이미 허가를 받은 기존의 폐기물처리업을 양수하여 그 권리·의무의 승계를 신고하는 자까지 포함하는 것이라고 볼 수는 없다(대법원 2009. 7. 23. 선고 2009도2259 판결 등 참조).</w:t>
+        <w:t>④ 그럼에도 원심은 그 판시와 같은 이유를 들어 폐기물관리법 제25조 제3항의 폐기물처리업 허가를 받은 자에 그 권리·의무를 승계한 양수인도 포함된다고 보아 피고인의 이 부분 공소사실을 유죄로 판단하였다. 이러한</w:t>
+      </w:r>
+    </w:p>
+    <w:p>
+      <w:pPr>
+        <w:autoSpaceDE w:val="0"/>
+        <w:autoSpaceDN w:val="0"/>
+      </w:pPr>
+    </w:p>
+    <w:p>
+      <w:pPr>
+        <w:autoSpaceDE w:val="0"/>
+        <w:autoSpaceDN w:val="0"/>
+      </w:pPr>
+    </w:p>
+    <w:p>
+      <w:pPr>
+        <w:pStyle w:val="2"/>
+        <w:autoSpaceDE w:val="0"/>
+        <w:autoSpaceDN w:val="0"/>
+        <w:spacing w:before="80"/>
+      </w:pPr>
+      <w:r>
+        <w:rPr>
+          <w:rFonts w:ascii="맑은 고딕" w:hAnsi="맑은 고딕" w:eastAsia="맑은 고딕" w:cs="맑은 고딕"/>
+          <w:color w:val="000000"/>
+        </w:rPr>
+        <w:t>3. 쟁점</w:t>
+      </w:r>
+    </w:p>
+    <w:p>
+      <w:pPr>
+        <w:autoSpaceDE w:val="0"/>
+        <w:autoSpaceDN w:val="0"/>
+      </w:pPr>
+      <w:r>
+        <w:rPr>
+          <w:rFonts w:ascii="맑은 고딕" w:hAnsi="맑은 고딕" w:eastAsia="맑은 고딕" w:cs="맑은 고딕"/>
+          <w:color w:val="000000"/>
+        </w:rPr>
+        <w:t>[1] 폐기물관리법 제64조 제6호에서 정한 ‘거짓이나 그 밖의 부정한 방법으로 제25조 제3항에 따른 폐기물처리업 허가를 받은 자’에 이미 허가를 받은 기존의 폐기물처리업을 양수하여 그 권리·의무의 승계를 신고하는 자도 포함되는지 여부(소극)</w:t>
       </w:r>
       <w:r>
         <w:rPr>
@@ -415,7 +455,47 @@
           <w:rFonts w:ascii="맑은 고딕" w:hAnsi="맑은 고딕" w:eastAsia="맑은 고딕" w:cs="맑은 고딕"/>
           <w:color w:val="000000"/>
         </w:rPr>
-        <w:t>기록에 의하면, 피고인은 공소외 주식회사로부터 2008. 6. 25. 이미 허가받은 기존의 폐기물 종합재활용업을 양수하면서 2017. 1. 6.경 김포시장에게 그 권리·의무의 승계를 신고하여 2017. 1. 16.경 수리 통보를 받은 사실을 알 수 있는데, 이러한 사실관계를 앞서 본 법리에 비추어 살펴보면, 피고인은 폐기물처리업 허가를 신규로 취득한 자가 아니라 이미 허가를 받은 기존의 폐기물처리업을 양수하여 그 권리·의무의 승계를 신고한 자에 불과하므로, 폐기물관리법 제64조 제6호 위반죄로 처벌할 수 없다고 보아야 한다.</w:t>
+        <w:t>[2] 피고인이 甲 주식회사로부터 이미 허가받은 기존의 폐기물 종합재활용업을 양수하여 관할 시장에게 그 권리·의무의 승계를 신고하는 방법으로 거짓이나 그 밖의 부정한 방법으로 폐기물처리업 허가를 받았다고 하여 폐기물관리법 위반으로 기소된 사안에서, 피고인은 폐기물처리업 허가를 신규로 취득한 자가 아니라 이미 허가를 받은 기존의 폐기물처리업을 양수하여 그 권리·의무의 승계를 신고한 자에 불과하여 같은 법 제64조 제6호 위반죄로 처벌할 수 없다는 이유로, 이와 달리 보아 유죄를 인정한 원심의 판단에 법리오해의 잘못이 있다고 한 사례</w:t>
+      </w:r>
+    </w:p>
+    <w:p>
+      <w:pPr>
+        <w:autoSpaceDE w:val="0"/>
+        <w:autoSpaceDN w:val="0"/>
+      </w:pPr>
+    </w:p>
+    <w:p>
+      <w:pPr>
+        <w:autoSpaceDE w:val="0"/>
+        <w:autoSpaceDN w:val="0"/>
+      </w:pPr>
+    </w:p>
+    <w:p>
+      <w:pPr>
+        <w:pStyle w:val="2"/>
+        <w:autoSpaceDE w:val="0"/>
+        <w:autoSpaceDN w:val="0"/>
+        <w:spacing w:before="80"/>
+      </w:pPr>
+      <w:r>
+        <w:rPr>
+          <w:rFonts w:ascii="맑은 고딕" w:hAnsi="맑은 고딕" w:eastAsia="맑은 고딕" w:cs="맑은 고딕"/>
+          <w:color w:val="000000"/>
+        </w:rPr>
+        <w:t>4. 판단</w:t>
+      </w:r>
+    </w:p>
+    <w:p>
+      <w:pPr>
+        <w:autoSpaceDE w:val="0"/>
+        <w:autoSpaceDN w:val="0"/>
+      </w:pPr>
+      <w:r>
+        <w:rPr>
+          <w:rFonts w:ascii="맑은 고딕" w:hAnsi="맑은 고딕" w:eastAsia="맑은 고딕" w:cs="맑은 고딕"/>
+          <w:color w:val="000000"/>
+        </w:rPr>
+        <w:t>① 원심의 판단에 논리와 경험의 법칙을 위반하여 자유심증주의의 한계를 벗어난 잘못이 없다.</w:t>
       </w:r>
       <w:r>
         <w:rPr>
@@ -429,7 +509,91 @@
           <w:rFonts w:ascii="맑은 고딕" w:hAnsi="맑은 고딕" w:eastAsia="맑은 고딕" w:cs="맑은 고딕"/>
           <w:color w:val="000000"/>
         </w:rPr>
-        <w:t>그럼에도 원심은 그 판시와 같은 이유를 들어 폐기물관리법 제25조 제3항의 폐기물처리업 허가를 받은 자에 그 권리·의무를 승계한 양수인도 포함된다고 보아 피고인의 이 부분 공소사실을 유죄로 판단하였다. 이러한</w:t>
+        <w:t>② 피고인의 상고이유에 대하여 거짓이나 그 밖의 부정한 방법으로 폐기물처리업 허가를 받은 행위로 인한 폐기물관리법 위반의 점에 관하여 폐기물관리법 제64조 제6호에서 정하고 있는 “거짓이나 그 밖의 부정한 방법으로 제25조 제3항에 따른 폐기물처리업 허가를 받은 자”라 함은 폐기물처리업 허가를 신규 취득하는 과정에서 부정한 방법을 동원한 자만을 가리키는 것이지, 이미 허가를 받은 기존의 폐기물처리업을 양수하여 그 권리·의무의 승계를 신고하는 자까지 포함하는 것이라고 볼 수는 없다(대법원 2009. 7. 23. 선고 2009도2259 판결 등 참조). 기록에 의하면, 피고인은 공소외 주식회사로부터 2008. 6. 25. 이미 허가받은 기존의 폐기물 종합재활용업을 양수하면서 2017. 1. 6.경 김포시장에게 그 권리·의무의 승계를 신고하여 2017. 1. 16.경 수리 통보를 받은 사실을 알 수 있는데, 이러한 사실관계를 앞서 본 법리에 비추어 살펴보면, 피고인은 폐기물처리업 허가를 신규로 취득한 자가 아니라 이미 허가를 받은 기존의 폐기물처리업을 양수하여 그 권리·의무의 승계를 신고한 자에 불과하므로, 폐기물관리법 제64조 제6호 위반죄로 처벌할 수 없다고 보아야 한다.</w:t>
+      </w:r>
+      <w:r>
+        <w:rPr>
+          <w:rFonts w:ascii="맑은 고딕" w:hAnsi="맑은 고딕" w:eastAsia="맑은 고딕" w:cs="맑은 고딕"/>
+          <w:color w:val="000000"/>
+        </w:rPr>
+        <w:br/>
+      </w:r>
+      <w:r>
+        <w:rPr>
+          <w:rFonts w:ascii="맑은 고딕" w:hAnsi="맑은 고딕" w:eastAsia="맑은 고딕" w:cs="맑은 고딕"/>
+          <w:color w:val="000000"/>
+        </w:rPr>
+        <w:t>③ 그럼에도 원심은 그 판시와 같은 이유를 들어 폐기물관리법 제25조 제3항의 폐기물처리업 허가를 받은 자에 그 권리·의무를 승계한 양수인도 포함된다고 보아 피고인의 이 부분 공소사실을 유죄로 판단하였다.</w:t>
+      </w:r>
+      <w:r>
+        <w:rPr>
+          <w:rFonts w:ascii="맑은 고딕" w:hAnsi="맑은 고딕" w:eastAsia="맑은 고딕" w:cs="맑은 고딕"/>
+          <w:color w:val="000000"/>
+        </w:rPr>
+        <w:br/>
+      </w:r>
+      <w:r>
+        <w:rPr>
+          <w:rFonts w:ascii="맑은 고딕" w:hAnsi="맑은 고딕" w:eastAsia="맑은 고딕" w:cs="맑은 고딕"/>
+          <w:color w:val="000000"/>
+        </w:rPr>
+        <w:t>④ 이러한 원심의 판단에는 폐기물관리법 제64조 제6호의 해석에 관한 법리를 오해하여 판결에 영향을 미친 잘못이 있다.</w:t>
+      </w:r>
+      <w:r>
+        <w:rPr>
+          <w:rFonts w:ascii="맑은 고딕" w:hAnsi="맑은 고딕" w:eastAsia="맑은 고딕" w:cs="맑은 고딕"/>
+          <w:color w:val="000000"/>
+        </w:rPr>
+        <w:br/>
+      </w:r>
+      <w:r>
+        <w:rPr>
+          <w:rFonts w:ascii="맑은 고딕" w:hAnsi="맑은 고딕" w:eastAsia="맑은 고딕" w:cs="맑은 고딕"/>
+          <w:color w:val="000000"/>
+        </w:rPr>
+        <w:t>⑤ 이를 지적하는 피고인의 상고이유 주장은 이유 있다.</w:t>
+      </w:r>
+      <w:r>
+        <w:rPr>
+          <w:rFonts w:ascii="맑은 고딕" w:hAnsi="맑은 고딕" w:eastAsia="맑은 고딕" w:cs="맑은 고딕"/>
+          <w:color w:val="000000"/>
+        </w:rPr>
+        <w:br/>
+      </w:r>
+      <w:r>
+        <w:rPr>
+          <w:rFonts w:ascii="맑은 고딕" w:hAnsi="맑은 고딕" w:eastAsia="맑은 고딕" w:cs="맑은 고딕"/>
+          <w:color w:val="000000"/>
+        </w:rPr>
+        <w:t>⑥ 나머지 상고이유에 관하여 원심은 그 판시와 같은 이유를 들어 피고인에 대한 공소사실 중 국가기술자격법 위반의 점, 지정된 장소 이외의 곳에 사업장폐기물을 버린 행위로 인한 폐기물관리법 위반의 점을 유죄로 판단하였다.</w:t>
+      </w:r>
+      <w:r>
+        <w:rPr>
+          <w:rFonts w:ascii="맑은 고딕" w:hAnsi="맑은 고딕" w:eastAsia="맑은 고딕" w:cs="맑은 고딕"/>
+          <w:color w:val="000000"/>
+        </w:rPr>
+        <w:br/>
+      </w:r>
+      <w:r>
+        <w:rPr>
+          <w:rFonts w:ascii="맑은 고딕" w:hAnsi="맑은 고딕" w:eastAsia="맑은 고딕" w:cs="맑은 고딕"/>
+          <w:color w:val="000000"/>
+        </w:rPr>
+        <w:t>⑦ 원심판결 이유를 관련 법리와 적법하게 채택된 증거에 비추어 살펴보면, 원심의 판단에 논리와 경험의 법칙을 위반하여 자유심증주의의 한계를 벗어나거나 국가기술자격법 위반죄와 폐기물관리법 위반죄의 성립에 관한 법리를 오해하고 유추해석금지의 원칙을 위반한 잘못이 없다.</w:t>
+      </w:r>
+      <w:r>
+        <w:rPr>
+          <w:rFonts w:ascii="맑은 고딕" w:hAnsi="맑은 고딕" w:eastAsia="맑은 고딕" w:cs="맑은 고딕"/>
+          <w:color w:val="000000"/>
+        </w:rPr>
+        <w:br/>
+      </w:r>
+      <w:r>
+        <w:rPr>
+          <w:rFonts w:ascii="맑은 고딕" w:hAnsi="맑은 고딕" w:eastAsia="맑은 고딕" w:cs="맑은 고딕"/>
+          <w:color w:val="000000"/>
+        </w:rPr>
+        <w:t>⑧ 파기의 범위 앞서 본 이유로 원심판결 중 거짓이나 그 밖의 부정한 방법으로 폐기물처리업 허가를 받은 행위로 인한 폐기물관리법 위반의 점에 관한 유죄 부분은 파기되어야 하는데, 이 부분은 원심이 피고인에 대하여 유죄로 인정한 나머지 각 부분과 형법 제37조 전단의 경합범 관계에 있어 원심에서 하나의 징역형이 선고되었으므로, 원심판결 중 피고인에 대한 유죄 부분은 그 전부가 파기될 수밖에 없다.</w:t>
       </w:r>
     </w:p>
     <w:p>
@@ -456,20 +620,20 @@
           <w:rFonts w:ascii="맑은 고딕" w:hAnsi="맑은 고딕" w:eastAsia="맑은 고딕" w:cs="맑은 고딕"/>
           <w:color w:val="000000"/>
         </w:rPr>
-        <w:t>3. 쟁점</w:t>
-      </w:r>
-    </w:p>
-    <w:p>
-      <w:pPr>
-        <w:autoSpaceDE w:val="0"/>
-        <w:autoSpaceDN w:val="0"/>
-      </w:pPr>
-      <w:r>
-        <w:rPr>
-          <w:rFonts w:ascii="맑은 고딕" w:hAnsi="맑은 고딕" w:eastAsia="맑은 고딕" w:cs="맑은 고딕"/>
-          <w:color w:val="000000"/>
-        </w:rPr>
-        <w:t>[1] 폐기물관리법 제64조 제6호에서 정한 ‘거짓이나 그 밖의 부정한 방법으로 제25조 제3항에 따른 폐기물처리업 허가를 받은 자’에 이미 허가를 받은 기존의 폐기물처리업을 양수하여 그 권리·의무의 승계를 신고하는 자도 포함되는지 여부(소극)</w:t>
+        <w:t>5. 판결요지</w:t>
+      </w:r>
+    </w:p>
+    <w:p>
+      <w:pPr>
+        <w:autoSpaceDE w:val="0"/>
+        <w:autoSpaceDN w:val="0"/>
+      </w:pPr>
+      <w:r>
+        <w:rPr>
+          <w:rFonts w:ascii="맑은 고딕" w:hAnsi="맑은 고딕" w:eastAsia="맑은 고딕" w:cs="맑은 고딕"/>
+          <w:color w:val="000000"/>
+        </w:rPr>
+        <w:t>[1] 폐기물관리법 제64조 제6호에서 정하고 있는 “거짓이나 그 밖의 부정한 방법으로 제25조 제3항에 따른 폐기물처리업 허가를 받은 자”란 폐기물처리업 허가를 신규 취득하는 과정에서 부정한 방법을 동원한 자만을 가리키는 것이지, 이미 허가를 받은 기존의 폐기물처리업을 양수하여 그 권리·의무의 승계를 신고하는 자까지 포함하는 것이라고 볼 수는 없다.</w:t>
       </w:r>
       <w:r>
         <w:rPr>
@@ -483,7 +647,7 @@
           <w:rFonts w:ascii="맑은 고딕" w:hAnsi="맑은 고딕" w:eastAsia="맑은 고딕" w:cs="맑은 고딕"/>
           <w:color w:val="000000"/>
         </w:rPr>
-        <w:t>[2] 피고인이 甲 주식회사로부터 이미 허가받은 기존의 폐기물 종합재활용업을 양수하여 관할 시장에게 그 권리·의무의 승계를 신고하는 방법으로 거짓이나 그 밖의 부정한 방법으로 폐기물처리업 허가를 받았다고 하여 폐기물관리법 위반으로 기소된 사안에서, 피고인은 폐기물처리업 허가를 신규로 취득한 자가 아니라 이미 허가를 받은 기존의 폐기물처리업을 양수하여 그 권리·의무의 승계를 신고한 자에 불과하여 같은 법 제64조 제6호 위반죄로 처벌할 수 없다는 이유로, 이와 달리 보아 유죄를 인정한 원심의 판단에 법리오해의 잘못이 있다고 한 사례</w:t>
+        <w:t>[2] 피고인이 甲 주식회사로부터 이미 허가받은 기존의 폐기물 종합재활용업을 양수하여 관할 시장에게 그 권리·의무의 승계를 신고하는 방법으로 거짓이나 그 밖의 부정한 방법으로 폐기물처리업 허가를 받았다고 하여 폐기물관리법 위반으로 기소된 사안에서, 피고인은 폐기물처리업 허가를 신규로 취득한 자가 아니라 이미 허가를 받은 기존의 폐기물처리업을 양수하여 그 권리·의무의 승계를 신고한 자에 불과하여 폐기물관리법 제64조 제6호 위반죄로 처벌할 수 없다는 이유로, 이와 달리 폐기물관리법 제25조 제3항의 폐기물처리업 허가를 받은 자에 그 권리·의무를 승계한 양수인도 포함된다고 보아 유죄를 인정한 원심의 판단에 폐기물관리법 제64조 제6호의 해석에 관한 법리를 오해한 잘못이 있다고 한 사례.</w:t>
       </w:r>
     </w:p>
     <w:p>
@@ -510,256 +674,169 @@
           <w:rFonts w:ascii="맑은 고딕" w:hAnsi="맑은 고딕" w:eastAsia="맑은 고딕" w:cs="맑은 고딕"/>
           <w:color w:val="000000"/>
         </w:rPr>
-        <w:t>4. 판단</w:t>
-      </w:r>
-    </w:p>
-    <w:p>
-      <w:pPr>
-        <w:autoSpaceDE w:val="0"/>
-        <w:autoSpaceDN w:val="0"/>
-      </w:pPr>
-      <w:r>
-        <w:rPr>
-          <w:rFonts w:ascii="맑은 고딕" w:hAnsi="맑은 고딕" w:eastAsia="맑은 고딕" w:cs="맑은 고딕"/>
-          <w:color w:val="000000"/>
-        </w:rPr>
-        <w:t>원심의 판단에 논리와 경험의 법칙을 위반하여 자유심증주의의 한계를 벗어난 잘못이 없다.</w:t>
-      </w:r>
-      <w:r>
-        <w:rPr>
-          <w:rFonts w:ascii="맑은 고딕" w:hAnsi="맑은 고딕" w:eastAsia="맑은 고딕" w:cs="맑은 고딕"/>
-          <w:color w:val="000000"/>
-        </w:rPr>
-        <w:br/>
-      </w:r>
-      <w:r>
-        <w:rPr>
-          <w:rFonts w:ascii="맑은 고딕" w:hAnsi="맑은 고딕" w:eastAsia="맑은 고딕" w:cs="맑은 고딕"/>
-          <w:color w:val="000000"/>
-        </w:rPr>
-        <w:t>2. 피고인의 상고이유에 대하여</w:t>
-      </w:r>
-      <w:r>
-        <w:rPr>
-          <w:rFonts w:ascii="맑은 고딕" w:hAnsi="맑은 고딕" w:eastAsia="맑은 고딕" w:cs="맑은 고딕"/>
-          <w:color w:val="000000"/>
-        </w:rPr>
-        <w:br/>
-      </w:r>
-      <w:r>
-        <w:rPr>
-          <w:rFonts w:ascii="맑은 고딕" w:hAnsi="맑은 고딕" w:eastAsia="맑은 고딕" w:cs="맑은 고딕"/>
-          <w:color w:val="000000"/>
-        </w:rPr>
-        <w:t>가. 거짓이나 그 밖의 부정한 방법으로 폐기물처리업 허가를 받은 행위로 인한 폐기물관리법 위반의 점에 관하여</w:t>
-      </w:r>
-      <w:r>
-        <w:rPr>
-          <w:rFonts w:ascii="맑은 고딕" w:hAnsi="맑은 고딕" w:eastAsia="맑은 고딕" w:cs="맑은 고딕"/>
-          <w:color w:val="000000"/>
-        </w:rPr>
-        <w:br/>
-      </w:r>
-      <w:r>
-        <w:rPr>
-          <w:rFonts w:ascii="맑은 고딕" w:hAnsi="맑은 고딕" w:eastAsia="맑은 고딕" w:cs="맑은 고딕"/>
-          <w:color w:val="000000"/>
-        </w:rPr>
-        <w:t>폐기물관리법 제64조 제6호에서 정하고 있는 “거짓이나 그 밖의 부정한 방법으로 제25조 제3항에 따른 폐기물처리업 허가를 받은 자”라 함은 폐기물처리업 허가를 신규 취득하는 과정에서 부정한 방법을 동원한 자만을 가리키는 것이지, 이미 허가를 받은 기존의 폐기물처리업을 양수하여 그 권리·의무의 승계를 신고하는 자까지 포함하는 것이라고 볼 수는 없다(대법원 2009. 7. 23. 선고 2009도2259 판결 등 참조).</w:t>
-      </w:r>
-      <w:r>
-        <w:rPr>
-          <w:rFonts w:ascii="맑은 고딕" w:hAnsi="맑은 고딕" w:eastAsia="맑은 고딕" w:cs="맑은 고딕"/>
-          <w:color w:val="000000"/>
-        </w:rPr>
-        <w:br/>
-      </w:r>
-      <w:r>
-        <w:rPr>
-          <w:rFonts w:ascii="맑은 고딕" w:hAnsi="맑은 고딕" w:eastAsia="맑은 고딕" w:cs="맑은 고딕"/>
-          <w:color w:val="000000"/>
-        </w:rPr>
-        <w:t>기록에 의하면, 피고인은 공소외 주식회사로부터 2008. 6. 25. 이미 허가받은 기존의 폐기물 종합재활용업을 양수하면서 2017. 1. 6.경 김포시장에게 그 권리·의무의 승계를 신고하여 2017. 1. 16.경 수리 통보를 받은 사실을 알 수 있는데, 이러한 사실관계를 앞서 본 법리에 비추어 살펴보면, 피고인은 폐기물처리업 허가를 신규로 취득한 자가 아니라 이미 허가를 받은 기존의 폐기물처리업을 양수하여 그 권리·의무의 승계를 신고한 자에 불과하므로, 폐기물관리법 제64조 제6호 위반죄로 처벌할 수 없다고 보아야 한다.</w:t>
-      </w:r>
-      <w:r>
-        <w:rPr>
-          <w:rFonts w:ascii="맑은 고딕" w:hAnsi="맑은 고딕" w:eastAsia="맑은 고딕" w:cs="맑은 고딕"/>
-          <w:color w:val="000000"/>
-        </w:rPr>
-        <w:br/>
-      </w:r>
-      <w:r>
-        <w:rPr>
-          <w:rFonts w:ascii="맑은 고딕" w:hAnsi="맑은 고딕" w:eastAsia="맑은 고딕" w:cs="맑은 고딕"/>
-          <w:color w:val="000000"/>
-        </w:rPr>
-        <w:t>그럼에도 원심은 그 판시와 같은 이유를 들어 폐기물관리법 제25조 제3항의 폐기물처리업 허가를 받은 자에 그 권리·의무를 승계한 양수인도 포함된다고 보아 피고인의 이 부분 공소사실을 유죄로 판단하였다. 이러한 원심의 판단에는 폐기물관리법 제64조 제6호의 해석에 관한 법리를 오해하여 판결에 영향을 미친 잘못이 있다. 이를 지적하는 피고인의 상고이유 주장은 이유 있다.</w:t>
-      </w:r>
-      <w:r>
-        <w:rPr>
-          <w:rFonts w:ascii="맑은 고딕" w:hAnsi="맑은 고딕" w:eastAsia="맑은 고딕" w:cs="맑은 고딕"/>
-          <w:color w:val="000000"/>
-        </w:rPr>
-        <w:br/>
-      </w:r>
-      <w:r>
-        <w:rPr>
-          <w:rFonts w:ascii="맑은 고딕" w:hAnsi="맑은 고딕" w:eastAsia="맑은 고딕" w:cs="맑은 고딕"/>
-          <w:color w:val="000000"/>
-        </w:rPr>
-        <w:t>나. 나머지 상고이유에 관하여</w:t>
-      </w:r>
-      <w:r>
-        <w:rPr>
-          <w:rFonts w:ascii="맑은 고딕" w:hAnsi="맑은 고딕" w:eastAsia="맑은 고딕" w:cs="맑은 고딕"/>
-          <w:color w:val="000000"/>
-        </w:rPr>
-        <w:br/>
-      </w:r>
-      <w:r>
-        <w:rPr>
-          <w:rFonts w:ascii="맑은 고딕" w:hAnsi="맑은 고딕" w:eastAsia="맑은 고딕" w:cs="맑은 고딕"/>
-          <w:color w:val="000000"/>
-        </w:rPr>
-        <w:t>원심은 그 판시와 같은 이유를 들어 피고인에 대한 공소사실 중 국가기술자격법 위반의 점, 지정된 장소 이외의 곳에 사업장폐기물을 버린 행위로 인한 폐기물관리법 위반의 점을 유죄로 판단하였다. 원심판결 이유를 관련 법리와 적법하게 채택된 증거에 비추어 살펴보면, 원심의 판단에 논리와 경험의 법칙을 위반하여 자유심증주의의 한계를 벗어나거나 국가기술자격법 위반죄와 폐기물관리법 위반죄의 성립에 관한 법리를 오해하고 유추해석금지의 원칙을 위반한 잘못이 없다.</w:t>
-      </w:r>
-      <w:r>
-        <w:rPr>
-          <w:rFonts w:ascii="맑은 고딕" w:hAnsi="맑은 고딕" w:eastAsia="맑은 고딕" w:cs="맑은 고딕"/>
-          <w:color w:val="000000"/>
-        </w:rPr>
-        <w:br/>
-      </w:r>
-      <w:r>
-        <w:rPr>
-          <w:rFonts w:ascii="맑은 고딕" w:hAnsi="맑은 고딕" w:eastAsia="맑은 고딕" w:cs="맑은 고딕"/>
-          <w:color w:val="000000"/>
-        </w:rPr>
-        <w:t>3. 파기의 범위</w:t>
-      </w:r>
-      <w:r>
-        <w:rPr>
-          <w:rFonts w:ascii="맑은 고딕" w:hAnsi="맑은 고딕" w:eastAsia="맑은 고딕" w:cs="맑은 고딕"/>
-          <w:color w:val="000000"/>
-        </w:rPr>
-        <w:br/>
-      </w:r>
-      <w:r>
-        <w:rPr>
-          <w:rFonts w:ascii="맑은 고딕" w:hAnsi="맑은 고딕" w:eastAsia="맑은 고딕" w:cs="맑은 고딕"/>
-          <w:color w:val="000000"/>
-        </w:rPr>
-        <w:t>앞서 본 이유로 원심판결 중 거짓이나 그 밖의 부정한 방법으로 폐기물처리업 허가를 받은 행위로 인한 폐기물관리법 위반의 점에 관한 유죄 부분은 파기되어야 하는데, 이 부분은 원심이 피고인에 대하여 유죄로 인정한 나머지 각 부분과 형법 제37조 전단의 경합범 관계에 있어 원심에서 하나의 징역형이 선고되었으므로, 원심판결 중 피고인에 대한 유죄 부분은 그 전부가 파기될 수밖에 없다.</w:t>
-      </w:r>
-      <w:r>
-        <w:rPr>
-          <w:rFonts w:ascii="맑은 고딕" w:hAnsi="맑은 고딕" w:eastAsia="맑은 고딕" w:cs="맑은 고딕"/>
-          <w:color w:val="000000"/>
-        </w:rPr>
-        <w:br/>
-      </w:r>
-      <w:r>
-        <w:rPr>
-          <w:rFonts w:ascii="맑은 고딕" w:hAnsi="맑은 고딕" w:eastAsia="맑은 고딕" w:cs="맑은 고딕"/>
-          <w:color w:val="000000"/>
-        </w:rPr>
-        <w:t>4.</w:t>
-      </w:r>
-    </w:p>
-    <w:p>
-      <w:pPr>
-        <w:autoSpaceDE w:val="0"/>
-        <w:autoSpaceDN w:val="0"/>
-      </w:pPr>
-    </w:p>
-    <w:p>
-      <w:pPr>
-        <w:autoSpaceDE w:val="0"/>
-        <w:autoSpaceDN w:val="0"/>
-      </w:pPr>
-    </w:p>
-    <w:p>
-      <w:pPr>
-        <w:pStyle w:val="2"/>
-        <w:autoSpaceDE w:val="0"/>
-        <w:autoSpaceDN w:val="0"/>
-        <w:spacing w:before="80"/>
-      </w:pPr>
-      <w:r>
-        <w:rPr>
-          <w:rFonts w:ascii="맑은 고딕" w:hAnsi="맑은 고딕" w:eastAsia="맑은 고딕" w:cs="맑은 고딕"/>
-          <w:color w:val="000000"/>
-        </w:rPr>
-        <w:t>5. 판결요지</w:t>
-      </w:r>
-    </w:p>
-    <w:p>
-      <w:pPr>
-        <w:autoSpaceDE w:val="0"/>
-        <w:autoSpaceDN w:val="0"/>
-      </w:pPr>
-      <w:r>
-        <w:rPr>
-          <w:rFonts w:ascii="맑은 고딕" w:hAnsi="맑은 고딕" w:eastAsia="맑은 고딕" w:cs="맑은 고딕"/>
-          <w:color w:val="000000"/>
-        </w:rPr>
-        <w:t>[1] 폐기물관리법 제64조 제6호에서 정하고 있는 “거짓이나 그 밖의 부정한 방법으로 제25조 제3항에 따른 폐기물처리업 허가를 받은 자”란 폐기물처리업 허가를 신규 취득하는 과정에서 부정한 방법을 동원한 자만을 가리키는 것이지, 이미 허가를 받은 기존의 폐기물처리업을 양수하여 그 권리·의무의 승계를 신고하는 자까지 포함하는 것이라고 볼 수는 없다.</w:t>
-      </w:r>
-      <w:r>
-        <w:rPr>
-          <w:rFonts w:ascii="맑은 고딕" w:hAnsi="맑은 고딕" w:eastAsia="맑은 고딕" w:cs="맑은 고딕"/>
-          <w:color w:val="000000"/>
-        </w:rPr>
-        <w:br/>
-      </w:r>
-      <w:r>
-        <w:rPr>
-          <w:rFonts w:ascii="맑은 고딕" w:hAnsi="맑은 고딕" w:eastAsia="맑은 고딕" w:cs="맑은 고딕"/>
-          <w:color w:val="000000"/>
-        </w:rPr>
-        <w:t>[2] 피고인이 甲 주식회사로부터 이미 허가받은 기존의 폐기물 종합재활용업을 양수하여 관할 시장에게 그 권리·의무의 승계를 신고하는 방법으로 거짓이나 그 밖의 부정한 방법으로 폐기물처리업 허가를 받았다고 하여 폐기물관리법 위반으로 기소된 사안에서, 피고인은 폐기물처리업 허가를 신규로 취득한 자가 아니라 이미 허가를 받은 기존의 폐기물처리업을 양수하여 그 권리·의무의 승계를 신고한 자에 불과하여 폐기물관리법 제64조 제6호 위반죄로 처벌할 수 없다는 이유로, 이와 달리 폐기물관리법 제25조 제3항의 폐기물처리업 허가를 받은 자에 그 권리·의무를 승계한 양수인도 포함된다고 보아 유죄를 인정한 원심의 판단에 폐기물관리법 제64조 제6호의 해석에 관한 법리를 오해한 잘못이 있다고 한 사례.</w:t>
-      </w:r>
-    </w:p>
-    <w:p>
-      <w:pPr>
-        <w:autoSpaceDE w:val="0"/>
-        <w:autoSpaceDN w:val="0"/>
-      </w:pPr>
-    </w:p>
-    <w:p>
-      <w:pPr>
-        <w:autoSpaceDE w:val="0"/>
-        <w:autoSpaceDN w:val="0"/>
-      </w:pPr>
-    </w:p>
-    <w:p>
-      <w:pPr>
-        <w:pStyle w:val="2"/>
-        <w:autoSpaceDE w:val="0"/>
-        <w:autoSpaceDN w:val="0"/>
-        <w:spacing w:before="80"/>
-      </w:pPr>
-      <w:r>
-        <w:rPr>
-          <w:rFonts w:ascii="맑은 고딕" w:hAnsi="맑은 고딕" w:eastAsia="맑은 고딕" w:cs="맑은 고딕"/>
-          <w:color w:val="000000"/>
-        </w:rPr>
-        <w:t>6. 참조 조문</w:t>
-      </w:r>
-    </w:p>
-    <w:p>
-      <w:pPr>
-        <w:autoSpaceDE w:val="0"/>
-        <w:autoSpaceDN w:val="0"/>
-      </w:pPr>
-      <w:r>
-        <w:rPr>
-          <w:rFonts w:ascii="맑은 고딕" w:hAnsi="맑은 고딕" w:eastAsia="맑은 고딕" w:cs="맑은 고딕"/>
-          <w:color w:val="000000"/>
-        </w:rPr>
-        <w:t>[1] 폐기물관리법 제25조 제3항, 제64조 제6호 / [2] 폐기물관리법 제25조 제3항, 제64조 제6호, 형사소송법 제325조</w:t>
-      </w:r>
-    </w:p>
+        <w:t>6. 적용 법령</w:t>
+      </w:r>
+    </w:p>
+    <w:tbl>
+      <w:tblPr>
+        <w:tblW w:type="pct" w:w="5000"/>
+        <w:tblLook w:firstColumn="1" w:firstRow="1" w:lastColumn="0" w:lastRow="0" w:noHBand="0" w:noVBand="1" w:val="04A0"/>
+        <w:tblBorders>
+          <w:top w:val="single" w:sz="14" w:space="0" w:color="808080"/>
+          <w:left w:val="single" w:sz="14" w:space="0" w:color="808080"/>
+          <w:bottom w:val="single" w:sz="14" w:space="0" w:color="808080"/>
+          <w:right w:val="single" w:sz="14" w:space="0" w:color="808080"/>
+          <w:insideH w:val="single" w:sz="4" w:space="0" w:color="B7B7B7"/>
+          <w:insideV w:val="single" w:sz="4" w:space="0" w:color="B7B7B7"/>
+        </w:tblBorders>
+      </w:tblPr>
+      <w:tblGrid>
+        <w:gridCol w:w="4513"/>
+        <w:gridCol w:w="4513"/>
+      </w:tblGrid>
+      <w:tr>
+        <w:tc>
+          <w:tcPr>
+            <w:tcW w:type="pct" w:w="1600"/>
+            <w:shd w:val="clear" w:color="auto" w:fill="D9D9D9"/>
+            <w:tcBorders>
+              <w:bottom w:val="double" w:sz="6" w:space="0" w:color="808080"/>
+            </w:tcBorders>
+          </w:tcPr>
+          <w:p>
+            <w:pPr>
+              <w:autoSpaceDE w:val="0"/>
+              <w:autoSpaceDN w:val="0"/>
+            </w:pPr>
+            <w:r/>
+            <w:r>
+              <w:rPr>
+                <w:rFonts w:ascii="맑은 고딕" w:hAnsi="맑은 고딕" w:eastAsia="맑은 고딕" w:cs="맑은 고딕"/>
+                <w:b/>
+                <w:color w:val="000000"/>
+                <w:sz w:val="19"/>
+              </w:rPr>
+              <w:t>법령</w:t>
+            </w:r>
+          </w:p>
+        </w:tc>
+        <w:tc>
+          <w:tcPr>
+            <w:tcW w:type="pct" w:w="3400"/>
+            <w:shd w:val="clear" w:color="auto" w:fill="D9D9D9"/>
+            <w:tcBorders>
+              <w:bottom w:val="double" w:sz="6" w:space="0" w:color="808080"/>
+            </w:tcBorders>
+          </w:tcPr>
+          <w:p>
+            <w:pPr>
+              <w:autoSpaceDE w:val="0"/>
+              <w:autoSpaceDN w:val="0"/>
+            </w:pPr>
+            <w:r/>
+            <w:r>
+              <w:rPr>
+                <w:rFonts w:ascii="맑은 고딕" w:hAnsi="맑은 고딕" w:eastAsia="맑은 고딕" w:cs="맑은 고딕"/>
+                <w:b/>
+                <w:color w:val="000000"/>
+                <w:sz w:val="19"/>
+              </w:rPr>
+              <w:t>조항</w:t>
+            </w:r>
+          </w:p>
+        </w:tc>
+      </w:tr>
+      <w:tr>
+        <w:tc>
+          <w:tcPr>
+            <w:tcW w:type="pct" w:w="1600"/>
+            <w:shd w:val="clear" w:color="auto" w:fill="F2F2F2"/>
+          </w:tcPr>
+          <w:p>
+            <w:pPr>
+              <w:autoSpaceDE w:val="0"/>
+              <w:autoSpaceDN w:val="0"/>
+            </w:pPr>
+            <w:r/>
+            <w:r>
+              <w:rPr>
+                <w:rFonts w:ascii="맑은 고딕" w:hAnsi="맑은 고딕" w:eastAsia="맑은 고딕" w:cs="맑은 고딕"/>
+                <w:b/>
+                <w:color w:val="000000"/>
+                <w:sz w:val="19"/>
+              </w:rPr>
+              <w:t>폐기물관리법</w:t>
+            </w:r>
+          </w:p>
+        </w:tc>
+        <w:tc>
+          <w:tcPr>
+            <w:tcW w:type="pct" w:w="3400"/>
+          </w:tcPr>
+          <w:p>
+            <w:pPr>
+              <w:autoSpaceDE w:val="0"/>
+              <w:autoSpaceDN w:val="0"/>
+            </w:pPr>
+            <w:r/>
+            <w:r>
+              <w:rPr>
+                <w:rFonts w:ascii="맑은 고딕" w:hAnsi="맑은 고딕" w:eastAsia="맑은 고딕" w:cs="맑은 고딕"/>
+                <w:b w:val="0"/>
+                <w:color w:val="000000"/>
+                <w:sz w:val="19"/>
+              </w:rPr>
+              <w:t>제25조 제3항, 제64조 제6호</w:t>
+            </w:r>
+          </w:p>
+        </w:tc>
+      </w:tr>
+      <w:tr>
+        <w:tc>
+          <w:tcPr>
+            <w:tcW w:type="pct" w:w="1600"/>
+            <w:shd w:val="clear" w:color="auto" w:fill="F2F2F2"/>
+          </w:tcPr>
+          <w:p>
+            <w:pPr>
+              <w:autoSpaceDE w:val="0"/>
+              <w:autoSpaceDN w:val="0"/>
+            </w:pPr>
+            <w:r/>
+            <w:r>
+              <w:rPr>
+                <w:rFonts w:ascii="맑은 고딕" w:hAnsi="맑은 고딕" w:eastAsia="맑은 고딕" w:cs="맑은 고딕"/>
+                <w:b/>
+                <w:color w:val="000000"/>
+                <w:sz w:val="19"/>
+              </w:rPr>
+              <w:t>형사소송법</w:t>
+            </w:r>
+          </w:p>
+        </w:tc>
+        <w:tc>
+          <w:tcPr>
+            <w:tcW w:type="pct" w:w="3400"/>
+          </w:tcPr>
+          <w:p>
+            <w:pPr>
+              <w:autoSpaceDE w:val="0"/>
+              <w:autoSpaceDN w:val="0"/>
+            </w:pPr>
+            <w:r/>
+            <w:r>
+              <w:rPr>
+                <w:rFonts w:ascii="맑은 고딕" w:hAnsi="맑은 고딕" w:eastAsia="맑은 고딕" w:cs="맑은 고딕"/>
+                <w:b w:val="0"/>
+                <w:color w:val="000000"/>
+                <w:sz w:val="19"/>
+              </w:rPr>
+              <w:t>제325조</w:t>
+            </w:r>
+          </w:p>
+        </w:tc>
+      </w:tr>
+    </w:tbl>
     <w:p>
       <w:pPr>
         <w:pStyle w:val="note"/>

--- a/블로그글작성/판례/폐기물_대법원_시리즈/판례_대법원2019도3653_기존폐기물처리업을양수.docx
+++ b/블로그글작성/판례/폐기물_대법원_시리즈/판례_대법원2019도3653_기존폐기물처리업을양수.docx
@@ -697,32 +697,7 @@
       <w:tr>
         <w:tc>
           <w:tcPr>
-            <w:tcW w:type="pct" w:w="1600"/>
-            <w:shd w:val="clear" w:color="auto" w:fill="D9D9D9"/>
-            <w:tcBorders>
-              <w:bottom w:val="double" w:sz="6" w:space="0" w:color="808080"/>
-            </w:tcBorders>
-          </w:tcPr>
-          <w:p>
-            <w:pPr>
-              <w:autoSpaceDE w:val="0"/>
-              <w:autoSpaceDN w:val="0"/>
-            </w:pPr>
-            <w:r/>
-            <w:r>
-              <w:rPr>
-                <w:rFonts w:ascii="맑은 고딕" w:hAnsi="맑은 고딕" w:eastAsia="맑은 고딕" w:cs="맑은 고딕"/>
-                <w:b/>
-                <w:color w:val="000000"/>
-                <w:sz w:val="19"/>
-              </w:rPr>
-              <w:t>법령</w:t>
-            </w:r>
-          </w:p>
-        </w:tc>
-        <w:tc>
-          <w:tcPr>
-            <w:tcW w:type="pct" w:w="3400"/>
+            <w:tcW w:type="pct" w:w="1500"/>
             <w:shd w:val="clear" w:color="auto" w:fill="D9D9D9"/>
             <w:tcBorders>
               <w:bottom w:val="double" w:sz="6" w:space="0" w:color="808080"/>
@@ -745,11 +720,36 @@
             </w:r>
           </w:p>
         </w:tc>
+        <w:tc>
+          <w:tcPr>
+            <w:tcW w:type="pct" w:w="3500"/>
+            <w:shd w:val="clear" w:color="auto" w:fill="D9D9D9"/>
+            <w:tcBorders>
+              <w:bottom w:val="double" w:sz="6" w:space="0" w:color="808080"/>
+            </w:tcBorders>
+          </w:tcPr>
+          <w:p>
+            <w:pPr>
+              <w:autoSpaceDE w:val="0"/>
+              <w:autoSpaceDN w:val="0"/>
+            </w:pPr>
+            <w:r/>
+            <w:r>
+              <w:rPr>
+                <w:rFonts w:ascii="맑은 고딕" w:hAnsi="맑은 고딕" w:eastAsia="맑은 고딕" w:cs="맑은 고딕"/>
+                <w:b/>
+                <w:color w:val="000000"/>
+                <w:sz w:val="19"/>
+              </w:rPr>
+              <w:t>적용 문구</w:t>
+            </w:r>
+          </w:p>
+        </w:tc>
       </w:tr>
       <w:tr>
         <w:tc>
           <w:tcPr>
-            <w:tcW w:type="pct" w:w="1600"/>
+            <w:tcW w:type="pct" w:w="1500"/>
             <w:shd w:val="clear" w:color="auto" w:fill="F2F2F2"/>
           </w:tcPr>
           <w:p>
@@ -767,11 +767,29 @@
               </w:rPr>
               <w:t>폐기물관리법</w:t>
             </w:r>
+            <w:r>
+              <w:rPr>
+                <w:rFonts w:ascii="맑은 고딕" w:hAnsi="맑은 고딕" w:eastAsia="맑은 고딕" w:cs="맑은 고딕"/>
+                <w:b/>
+                <w:color w:val="000000"/>
+                <w:sz w:val="19"/>
+              </w:rPr>
+              <w:br/>
+            </w:r>
+            <w:r>
+              <w:rPr>
+                <w:rFonts w:ascii="맑은 고딕" w:hAnsi="맑은 고딕" w:eastAsia="맑은 고딕" w:cs="맑은 고딕"/>
+                <w:b/>
+                <w:color w:val="000000"/>
+                <w:sz w:val="19"/>
+              </w:rPr>
+              <w:t>제25조 제3항</w:t>
+            </w:r>
           </w:p>
         </w:tc>
         <w:tc>
           <w:tcPr>
-            <w:tcW w:type="pct" w:w="3400"/>
+            <w:tcW w:type="pct" w:w="3500"/>
           </w:tcPr>
           <w:p>
             <w:pPr>
@@ -786,7 +804,7 @@
                 <w:color w:val="000000"/>
                 <w:sz w:val="19"/>
               </w:rPr>
-              <w:t>제25조 제3항, 제64조 제6호</w:t>
+              <w:t>③제2항에 따라 적합통보를 받은 자는 그 통보를 받은 날부터 2년(제5항제1호에 따른 폐기물 수집ㆍ운반업의 경우에는 6개월, 폐기물처리업 중 소각시설과 매립시설의 설치가 필요한 경우에는 3년) 이내에 기후에너지환경부령으로 정하는 기준에 따른 시설ㆍ장비 및 기술능력을 갖추어 업종, 영업대상 폐기물 및 처리분야별로 지정폐기물을 대상으로 하는 경우에는 기후에너지 …</w:t>
             </w:r>
           </w:p>
         </w:tc>
@@ -794,7 +812,70 @@
       <w:tr>
         <w:tc>
           <w:tcPr>
-            <w:tcW w:type="pct" w:w="1600"/>
+            <w:tcW w:type="pct" w:w="1500"/>
+            <w:shd w:val="clear" w:color="auto" w:fill="F2F2F2"/>
+          </w:tcPr>
+          <w:p>
+            <w:pPr>
+              <w:autoSpaceDE w:val="0"/>
+              <w:autoSpaceDN w:val="0"/>
+            </w:pPr>
+            <w:r/>
+            <w:r>
+              <w:rPr>
+                <w:rFonts w:ascii="맑은 고딕" w:hAnsi="맑은 고딕" w:eastAsia="맑은 고딕" w:cs="맑은 고딕"/>
+                <w:b/>
+                <w:color w:val="000000"/>
+                <w:sz w:val="19"/>
+              </w:rPr>
+              <w:t>폐기물관리법</w:t>
+            </w:r>
+            <w:r>
+              <w:rPr>
+                <w:rFonts w:ascii="맑은 고딕" w:hAnsi="맑은 고딕" w:eastAsia="맑은 고딕" w:cs="맑은 고딕"/>
+                <w:b/>
+                <w:color w:val="000000"/>
+                <w:sz w:val="19"/>
+              </w:rPr>
+              <w:br/>
+            </w:r>
+            <w:r>
+              <w:rPr>
+                <w:rFonts w:ascii="맑은 고딕" w:hAnsi="맑은 고딕" w:eastAsia="맑은 고딕" w:cs="맑은 고딕"/>
+                <w:b/>
+                <w:color w:val="000000"/>
+                <w:sz w:val="19"/>
+              </w:rPr>
+              <w:t>제64조 제6호</w:t>
+            </w:r>
+          </w:p>
+        </w:tc>
+        <w:tc>
+          <w:tcPr>
+            <w:tcW w:type="pct" w:w="3500"/>
+          </w:tcPr>
+          <w:p>
+            <w:pPr>
+              <w:autoSpaceDE w:val="0"/>
+              <w:autoSpaceDN w:val="0"/>
+            </w:pPr>
+            <w:r/>
+            <w:r>
+              <w:rPr>
+                <w:rFonts w:ascii="맑은 고딕" w:hAnsi="맑은 고딕" w:eastAsia="맑은 고딕" w:cs="맑은 고딕"/>
+                <w:b w:val="0"/>
+                <w:color w:val="000000"/>
+                <w:sz w:val="19"/>
+              </w:rPr>
+              <w:t>다음 각 호의 어느 하나에 해당하는 자는 5년 이하의 징역이나 5천만원 이하의 벌금에 처한다.</w:t>
+            </w:r>
+          </w:p>
+        </w:tc>
+      </w:tr>
+      <w:tr>
+        <w:tc>
+          <w:tcPr>
+            <w:tcW w:type="pct" w:w="1500"/>
             <w:shd w:val="clear" w:color="auto" w:fill="F2F2F2"/>
           </w:tcPr>
           <w:p>
@@ -812,11 +893,29 @@
               </w:rPr>
               <w:t>형사소송법</w:t>
             </w:r>
+            <w:r>
+              <w:rPr>
+                <w:rFonts w:ascii="맑은 고딕" w:hAnsi="맑은 고딕" w:eastAsia="맑은 고딕" w:cs="맑은 고딕"/>
+                <w:b/>
+                <w:color w:val="000000"/>
+                <w:sz w:val="19"/>
+              </w:rPr>
+              <w:br/>
+            </w:r>
+            <w:r>
+              <w:rPr>
+                <w:rFonts w:ascii="맑은 고딕" w:hAnsi="맑은 고딕" w:eastAsia="맑은 고딕" w:cs="맑은 고딕"/>
+                <w:b/>
+                <w:color w:val="000000"/>
+                <w:sz w:val="19"/>
+              </w:rPr>
+              <w:t>제325조</w:t>
+            </w:r>
           </w:p>
         </w:tc>
         <w:tc>
           <w:tcPr>
-            <w:tcW w:type="pct" w:w="3400"/>
+            <w:tcW w:type="pct" w:w="3500"/>
           </w:tcPr>
           <w:p>
             <w:pPr>
@@ -831,12 +930,27 @@
                 <w:color w:val="000000"/>
                 <w:sz w:val="19"/>
               </w:rPr>
-              <w:t>제325조</w:t>
+              <w:t>피고사건이 범죄로 되지 아니하거나 범죄사실의 증명이 없는 때에는 판결로써 무죄를 선고하여야 한다.</w:t>
             </w:r>
           </w:p>
         </w:tc>
       </w:tr>
     </w:tbl>
+    <w:p>
+      <w:pPr>
+        <w:pStyle w:val="note"/>
+        <w:autoSpaceDE w:val="0"/>
+        <w:autoSpaceDN w:val="0"/>
+        <w:spacing w:before="80"/>
+      </w:pPr>
+      <w:r>
+        <w:rPr>
+          <w:rFonts w:ascii="맑은 고딕" w:hAnsi="맑은 고딕" w:eastAsia="맑은 고딕" w:cs="맑은 고딕"/>
+          <w:color w:val="000000"/>
+        </w:rPr>
+        <w:t>※ ‘적용 문구’는 현행 조문을 요약한 것으로, 구법이 적용된 사건은 당시 조문과 다를 수 있습니다.</w:t>
+      </w:r>
+    </w:p>
     <w:p>
       <w:pPr>
         <w:pStyle w:val="note"/>

--- a/블로그글작성/판례/폐기물_대법원_시리즈/판례_대법원2019도3653_기존폐기물처리업을양수.docx
+++ b/블로그글작성/판례/폐기물_대법원_시리즈/판례_대법원2019도3653_기존폐기물처리업을양수.docx
@@ -317,6 +317,51 @@
                 <w:sz w:val="19"/>
               </w:rPr>
               <w:t>대법원</w:t>
+            </w:r>
+          </w:p>
+        </w:tc>
+      </w:tr>
+      <w:tr>
+        <w:tc>
+          <w:tcPr>
+            <w:tcW w:type="pct" w:w="1200"/>
+            <w:shd w:val="clear" w:color="auto" w:fill="F2F2F2"/>
+          </w:tcPr>
+          <w:p>
+            <w:pPr>
+              <w:autoSpaceDE w:val="0"/>
+              <w:autoSpaceDN w:val="0"/>
+            </w:pPr>
+            <w:r/>
+            <w:r>
+              <w:rPr>
+                <w:rFonts w:ascii="맑은 고딕" w:hAnsi="맑은 고딕" w:eastAsia="맑은 고딕" w:cs="맑은 고딕"/>
+                <w:b/>
+                <w:color w:val="000000"/>
+                <w:sz w:val="19"/>
+              </w:rPr>
+              <w:t>당사자</w:t>
+            </w:r>
+          </w:p>
+        </w:tc>
+        <w:tc>
+          <w:tcPr>
+            <w:tcW w:type="pct" w:w="3800"/>
+          </w:tcPr>
+          <w:p>
+            <w:pPr>
+              <w:autoSpaceDE w:val="0"/>
+              <w:autoSpaceDN w:val="0"/>
+            </w:pPr>
+            <w:r/>
+            <w:r>
+              <w:rPr>
+                <w:rFonts w:ascii="맑은 고딕" w:hAnsi="맑은 고딕" w:eastAsia="맑은 고딕" w:cs="맑은 고딕"/>
+                <w:b w:val="0"/>
+                <w:color w:val="000000"/>
+                <w:sz w:val="19"/>
+              </w:rPr>
+              <w:t>피고인</w:t>
             </w:r>
           </w:p>
         </w:tc>

--- a/블로그글작성/판례/폐기물_대법원_시리즈/판례_대법원2019도3653_기존폐기물처리업을양수.docx
+++ b/블로그글작성/판례/폐기물_대법원_시리즈/판례_대법원2019도3653_기존폐기물처리업을양수.docx
@@ -366,6 +366,132 @@
           </w:p>
         </w:tc>
       </w:tr>
+      <w:tr>
+        <w:tc>
+          <w:tcPr>
+            <w:tcW w:type="pct" w:w="1200"/>
+            <w:shd w:val="clear" w:color="auto" w:fill="F2F2F2"/>
+          </w:tcPr>
+          <w:p>
+            <w:pPr>
+              <w:autoSpaceDE w:val="0"/>
+              <w:autoSpaceDN w:val="0"/>
+            </w:pPr>
+            <w:r>
+              <w:rPr>
+                <w:rFonts w:ascii="맑은 고딕" w:hAnsi="맑은 고딕" w:eastAsia="맑은 고딕" w:cs="맑은 고딕"/>
+                <w:b/>
+                <w:color w:val="000000"/>
+                <w:sz w:val="19"/>
+              </w:rPr>
+              <w:t>사건종류</w:t>
+            </w:r>
+          </w:p>
+        </w:tc>
+        <w:tc>
+          <w:tcPr>
+            <w:tcW w:type="pct" w:w="3800"/>
+          </w:tcPr>
+          <w:p>
+            <w:pPr>
+              <w:autoSpaceDE w:val="0"/>
+              <w:autoSpaceDN w:val="0"/>
+            </w:pPr>
+            <w:r>
+              <w:rPr>
+                <w:rFonts w:ascii="맑은 고딕" w:hAnsi="맑은 고딕" w:eastAsia="맑은 고딕" w:cs="맑은 고딕"/>
+                <w:color w:val="000000"/>
+                <w:sz w:val="19"/>
+              </w:rPr>
+              <w:t>형사 (폐기물관리법위반·국가기술자격법위반·사기)</w:t>
+            </w:r>
+          </w:p>
+        </w:tc>
+      </w:tr>
+      <w:tr>
+        <w:tc>
+          <w:tcPr>
+            <w:tcW w:type="pct" w:w="1200"/>
+            <w:shd w:val="clear" w:color="auto" w:fill="F2F2F2"/>
+          </w:tcPr>
+          <w:p>
+            <w:pPr>
+              <w:autoSpaceDE w:val="0"/>
+              <w:autoSpaceDN w:val="0"/>
+            </w:pPr>
+            <w:r>
+              <w:rPr>
+                <w:rFonts w:ascii="맑은 고딕" w:hAnsi="맑은 고딕" w:eastAsia="맑은 고딕" w:cs="맑은 고딕"/>
+                <w:b/>
+                <w:color w:val="000000"/>
+                <w:sz w:val="19"/>
+              </w:rPr>
+              <w:t>원심</w:t>
+            </w:r>
+          </w:p>
+        </w:tc>
+        <w:tc>
+          <w:tcPr>
+            <w:tcW w:type="pct" w:w="3800"/>
+          </w:tcPr>
+          <w:p>
+            <w:pPr>
+              <w:autoSpaceDE w:val="0"/>
+              <w:autoSpaceDN w:val="0"/>
+            </w:pPr>
+            <w:r>
+              <w:rPr>
+                <w:rFonts w:ascii="맑은 고딕" w:hAnsi="맑은 고딕" w:eastAsia="맑은 고딕" w:cs="맑은 고딕"/>
+                <w:color w:val="000000"/>
+                <w:sz w:val="19"/>
+              </w:rPr>
+              <w:t>의정부지법 2018노371, 764, 2445 (2019. 2. 15.)</w:t>
+            </w:r>
+          </w:p>
+        </w:tc>
+      </w:tr>
+      <w:tr>
+        <w:tc>
+          <w:tcPr>
+            <w:tcW w:type="pct" w:w="1200"/>
+            <w:shd w:val="clear" w:color="auto" w:fill="F2F2F2"/>
+          </w:tcPr>
+          <w:p>
+            <w:pPr>
+              <w:autoSpaceDE w:val="0"/>
+              <w:autoSpaceDN w:val="0"/>
+            </w:pPr>
+            <w:r>
+              <w:rPr>
+                <w:rFonts w:ascii="맑은 고딕" w:hAnsi="맑은 고딕" w:eastAsia="맑은 고딕" w:cs="맑은 고딕"/>
+                <w:b/>
+                <w:color w:val="000000"/>
+                <w:sz w:val="19"/>
+              </w:rPr>
+              <w:t>결과</w:t>
+            </w:r>
+          </w:p>
+        </w:tc>
+        <w:tc>
+          <w:tcPr>
+            <w:tcW w:type="pct" w:w="3800"/>
+          </w:tcPr>
+          <w:p>
+            <w:pPr>
+              <w:autoSpaceDE w:val="0"/>
+              <w:autoSpaceDN w:val="0"/>
+            </w:pPr>
+            <w:r>
+              <w:rPr>
+                <w:rFonts w:ascii="맑은 고딕" w:hAnsi="맑은 고딕" w:eastAsia="맑은 고딕" w:cs="맑은 고딕"/>
+                <w:color w:val="000000"/>
+                <w:sz w:val="19"/>
+              </w:rPr>
+              <w:t>원심 일부 파기환송 · 나머지 상고기각</w:t>
+            </w:r>
+          </w:p>
+        </w:tc>
+      </w:tr>
     </w:tbl>
     <w:p>
       <w:pPr>
@@ -678,7 +804,7 @@
           <w:rFonts w:ascii="맑은 고딕" w:hAnsi="맑은 고딕" w:eastAsia="맑은 고딕" w:cs="맑은 고딕"/>
           <w:color w:val="000000"/>
         </w:rPr>
-        <w:t>[1] 폐기물관리법 제64조 제6호에서 정하고 있는 “거짓이나 그 밖의 부정한 방법으로 제25조 제3항에 따른 폐기물처리업 허가를 받은 자”란 폐기물처리업 허가를 신규 취득하는 과정에서 부정한 방법을 동원한 자만을 가리키는 것이지, 이미 허가를 받은 기존의 폐기물처리업을 양수하여 그 권리·의무의 승계를 신고하는 자까지 포함하는 것이라고 볼 수는 없다.</w:t>
+        <w:t>① [1] 폐기물관리법 제64조 제6호에서 정하고 있는 “거짓이나 그 밖의 부정한 방법으로 제25조 제3항에 따른 폐기물처리업 허가를 받은 자”란 폐기물처리업 허가를 신규 취득하는 과정에서 부정한 방법을 동원한 자만을 가리키는 것이지, 이미 허가를 받은 기존의 폐기물처리업을 양수하여 그 권리·의무의 승계를 신고하는 자까지 포함하는 것이라고 볼 수는 없다.</w:t>
       </w:r>
       <w:r>
         <w:rPr>
@@ -692,7 +818,7 @@
           <w:rFonts w:ascii="맑은 고딕" w:hAnsi="맑은 고딕" w:eastAsia="맑은 고딕" w:cs="맑은 고딕"/>
           <w:color w:val="000000"/>
         </w:rPr>
-        <w:t>[2] 피고인이 甲 주식회사로부터 이미 허가받은 기존의 폐기물 종합재활용업을 양수하여 관할 시장에게 그 권리·의무의 승계를 신고하는 방법으로 거짓이나 그 밖의 부정한 방법으로 폐기물처리업 허가를 받았다고 하여 폐기물관리법 위반으로 기소된 사안에서, 피고인은 폐기물처리업 허가를 신규로 취득한 자가 아니라 이미 허가를 받은 기존의 폐기물처리업을 양수하여 그 권리·의무의 승계를 신고한 자에 불과하여 폐기물관리법 제64조 제6호 위반죄로 처벌할 수 없다는 이유로, 이와 달리 폐기물관리법 제25조 제3항의 폐기물처리업 허가를 받은 자에 그 권리·의무를 승계한 양수인도 포함된다고 보아 유죄를 인정한 원심의 판단에 폐기물관리법 제64조 제6호의 해석에 관한 법리를 오해한 잘못이 있다고 한 사례.</w:t>
+        <w:t>② [2] 피고인이 甲 주식회사로부터 이미 허가받은 기존의 폐기물 종합재활용업을 양수하여 관할 시장에게 그 권리·의무의 승계를 신고하는 방법으로 거짓이나 그 밖의 부정한 방법으로 폐기물처리업 허가를 받았다고 하여 폐기물관리법 위반으로 기소된 사안에서, 피고인은 폐기물처리업 허가를 신규로 취득한 자가 아니라 이미 허가를 받은 기존의 폐기물처리업을 양수하여 그 권리·의무의 승계를 신고한 자에 불과하여 폐기물관리법 제64조 제6호 위반죄로 처벌할 수 없다는 이유로, 이와 달리 폐기물관리법 제25조 제3항의 폐기물처리업 허가를 받은 자에 그 권리·의무를 승계한 양수인도 포함된다고 보아 유죄를 인정한 원심의 판단에 폐기물관리법 제64조 제6호의 해석에 관한 법리를 오해한 잘못이 있다고 한 사례.</w:t>
       </w:r>
     </w:p>
     <w:p>

--- a/블로그글작성/판례/폐기물_대법원_시리즈/판례_대법원2019도3653_기존폐기물처리업을양수.docx
+++ b/블로그글작성/판례/폐기물_대법원_시리즈/판례_대법원2019도3653_기존폐기물처리업을양수.docx
@@ -366,132 +366,6 @@
           </w:p>
         </w:tc>
       </w:tr>
-      <w:tr>
-        <w:tc>
-          <w:tcPr>
-            <w:tcW w:type="pct" w:w="1200"/>
-            <w:shd w:val="clear" w:color="auto" w:fill="F2F2F2"/>
-          </w:tcPr>
-          <w:p>
-            <w:pPr>
-              <w:autoSpaceDE w:val="0"/>
-              <w:autoSpaceDN w:val="0"/>
-            </w:pPr>
-            <w:r>
-              <w:rPr>
-                <w:rFonts w:ascii="맑은 고딕" w:hAnsi="맑은 고딕" w:eastAsia="맑은 고딕" w:cs="맑은 고딕"/>
-                <w:b/>
-                <w:color w:val="000000"/>
-                <w:sz w:val="19"/>
-              </w:rPr>
-              <w:t>사건종류</w:t>
-            </w:r>
-          </w:p>
-        </w:tc>
-        <w:tc>
-          <w:tcPr>
-            <w:tcW w:type="pct" w:w="3800"/>
-          </w:tcPr>
-          <w:p>
-            <w:pPr>
-              <w:autoSpaceDE w:val="0"/>
-              <w:autoSpaceDN w:val="0"/>
-            </w:pPr>
-            <w:r>
-              <w:rPr>
-                <w:rFonts w:ascii="맑은 고딕" w:hAnsi="맑은 고딕" w:eastAsia="맑은 고딕" w:cs="맑은 고딕"/>
-                <w:color w:val="000000"/>
-                <w:sz w:val="19"/>
-              </w:rPr>
-              <w:t>형사 (폐기물관리법위반·국가기술자격법위반·사기)</w:t>
-            </w:r>
-          </w:p>
-        </w:tc>
-      </w:tr>
-      <w:tr>
-        <w:tc>
-          <w:tcPr>
-            <w:tcW w:type="pct" w:w="1200"/>
-            <w:shd w:val="clear" w:color="auto" w:fill="F2F2F2"/>
-          </w:tcPr>
-          <w:p>
-            <w:pPr>
-              <w:autoSpaceDE w:val="0"/>
-              <w:autoSpaceDN w:val="0"/>
-            </w:pPr>
-            <w:r>
-              <w:rPr>
-                <w:rFonts w:ascii="맑은 고딕" w:hAnsi="맑은 고딕" w:eastAsia="맑은 고딕" w:cs="맑은 고딕"/>
-                <w:b/>
-                <w:color w:val="000000"/>
-                <w:sz w:val="19"/>
-              </w:rPr>
-              <w:t>원심</w:t>
-            </w:r>
-          </w:p>
-        </w:tc>
-        <w:tc>
-          <w:tcPr>
-            <w:tcW w:type="pct" w:w="3800"/>
-          </w:tcPr>
-          <w:p>
-            <w:pPr>
-              <w:autoSpaceDE w:val="0"/>
-              <w:autoSpaceDN w:val="0"/>
-            </w:pPr>
-            <w:r>
-              <w:rPr>
-                <w:rFonts w:ascii="맑은 고딕" w:hAnsi="맑은 고딕" w:eastAsia="맑은 고딕" w:cs="맑은 고딕"/>
-                <w:color w:val="000000"/>
-                <w:sz w:val="19"/>
-              </w:rPr>
-              <w:t>의정부지법 2018노371, 764, 2445 (2019. 2. 15.)</w:t>
-            </w:r>
-          </w:p>
-        </w:tc>
-      </w:tr>
-      <w:tr>
-        <w:tc>
-          <w:tcPr>
-            <w:tcW w:type="pct" w:w="1200"/>
-            <w:shd w:val="clear" w:color="auto" w:fill="F2F2F2"/>
-          </w:tcPr>
-          <w:p>
-            <w:pPr>
-              <w:autoSpaceDE w:val="0"/>
-              <w:autoSpaceDN w:val="0"/>
-            </w:pPr>
-            <w:r>
-              <w:rPr>
-                <w:rFonts w:ascii="맑은 고딕" w:hAnsi="맑은 고딕" w:eastAsia="맑은 고딕" w:cs="맑은 고딕"/>
-                <w:b/>
-                <w:color w:val="000000"/>
-                <w:sz w:val="19"/>
-              </w:rPr>
-              <w:t>결과</w:t>
-            </w:r>
-          </w:p>
-        </w:tc>
-        <w:tc>
-          <w:tcPr>
-            <w:tcW w:type="pct" w:w="3800"/>
-          </w:tcPr>
-          <w:p>
-            <w:pPr>
-              <w:autoSpaceDE w:val="0"/>
-              <w:autoSpaceDN w:val="0"/>
-            </w:pPr>
-            <w:r>
-              <w:rPr>
-                <w:rFonts w:ascii="맑은 고딕" w:hAnsi="맑은 고딕" w:eastAsia="맑은 고딕" w:cs="맑은 고딕"/>
-                <w:color w:val="000000"/>
-                <w:sz w:val="19"/>
-              </w:rPr>
-              <w:t>원심 일부 파기환송 · 나머지 상고기각</w:t>
-            </w:r>
-          </w:p>
-        </w:tc>
-      </w:tr>
     </w:tbl>
     <w:p>
       <w:pPr>
@@ -544,6 +418,13 @@
           <w:rFonts w:ascii="맑은 고딕" w:hAnsi="맑은 고딕" w:eastAsia="맑은 고딕" w:cs="맑은 고딕"/>
           <w:color w:val="000000"/>
         </w:rPr>
+        <w:br/>
+      </w:r>
+      <w:r>
+        <w:rPr>
+          <w:rFonts w:ascii="맑은 고딕" w:hAnsi="맑은 고딕" w:eastAsia="맑은 고딕" w:cs="맑은 고딕"/>
+          <w:color w:val="000000"/>
+        </w:rPr>
         <w:t>② 원심판결 이유를 기록에 비추어 살펴보면, 원심의 판단에 논리와 경험의 법칙을 위반하여 자유심증주의의 한계를 벗어난 잘못이 없다.</w:t>
       </w:r>
       <w:r>
@@ -558,6 +439,13 @@
           <w:rFonts w:ascii="맑은 고딕" w:hAnsi="맑은 고딕" w:eastAsia="맑은 고딕" w:cs="맑은 고딕"/>
           <w:color w:val="000000"/>
         </w:rPr>
+        <w:br/>
+      </w:r>
+      <w:r>
+        <w:rPr>
+          <w:rFonts w:ascii="맑은 고딕" w:hAnsi="맑은 고딕" w:eastAsia="맑은 고딕" w:cs="맑은 고딕"/>
+          <w:color w:val="000000"/>
+        </w:rPr>
         <w:t>③ 피고인의 상고이유에 대하여 거짓이나 그 밖의 부정한 방법으로 폐기물처리업 허가를 받은 행위로 인한 폐기물관리법 위반의 점에 관하여 폐기물관리법 제64조 제6호에서 정하고 있는 “거짓이나 그 밖의 부정한 방법으로 제25조 제3항에 따른 폐기물처리업 허가를 받은 자”라 함은 폐기물처리업 허가를 신규 취득하는 과정에서 부정한 방법을 동원한 자만을 가리키는 것이지, 이미 허가를 받은 기존의 폐기물처리업을 양수하여 그 권리·의무의 승계를 신고하는 자까지 포함하는 것이라고 볼 수는 없다(대법원 2009. 7. 23. 선고 2009도2259 판결 등 참조). 기록에 의하면, 피고인은 공소외 주식회사로부터 2008. 6. 25. 이미 허가받은 기존의 폐기물 종합재활용업을 양수하면서 2017. 1. 6.경 김포시장에게 그 권리·의무의 승계를 신고하여 2017. 1. 16.경 수리 통보를 받은 사실을 알 수 있는데, 이러한 사실관계를 앞서 본 법리에 비추어 살펴보면, 피고인은 폐기물처리업 허가를 신규로 취득한 자가 아니라 이미 허가를 받은 기존의 폐기물처리업을 양수하여 그 권리·의무의 승계를 신고한 자에 불과하므로, 폐기물관리법 제64조 제6호 위반죄로 처벌할 수 없다고 보아야 한다.</w:t>
       </w:r>
       <w:r>
@@ -572,6 +460,13 @@
           <w:rFonts w:ascii="맑은 고딕" w:hAnsi="맑은 고딕" w:eastAsia="맑은 고딕" w:cs="맑은 고딕"/>
           <w:color w:val="000000"/>
         </w:rPr>
+        <w:br/>
+      </w:r>
+      <w:r>
+        <w:rPr>
+          <w:rFonts w:ascii="맑은 고딕" w:hAnsi="맑은 고딕" w:eastAsia="맑은 고딕" w:cs="맑은 고딕"/>
+          <w:color w:val="000000"/>
+        </w:rPr>
         <w:t>④ 그럼에도 원심은 그 판시와 같은 이유를 들어 폐기물관리법 제25조 제3항의 폐기물처리업 허가를 받은 자에 그 권리·의무를 승계한 양수인도 포함된다고 보아 피고인의 이 부분 공소사실을 유죄로 판단하였다. 이러한</w:t>
       </w:r>
     </w:p>
@@ -611,6 +506,7 @@
         <w:rPr>
           <w:rFonts w:ascii="맑은 고딕" w:hAnsi="맑은 고딕" w:eastAsia="맑은 고딕" w:cs="맑은 고딕"/>
           <w:color w:val="000000"/>
+          <w:u w:val="single"/>
         </w:rPr>
         <w:t>[1] 폐기물관리법 제64조 제6호에서 정한 ‘거짓이나 그 밖의 부정한 방법으로 제25조 제3항에 따른 폐기물처리업 허가를 받은 자’에 이미 허가를 받은 기존의 폐기물처리업을 양수하여 그 권리·의무의 승계를 신고하는 자도 포함되는지 여부(소극)</w:t>
       </w:r>
@@ -625,6 +521,7 @@
         <w:rPr>
           <w:rFonts w:ascii="맑은 고딕" w:hAnsi="맑은 고딕" w:eastAsia="맑은 고딕" w:cs="맑은 고딕"/>
           <w:color w:val="000000"/>
+          <w:u w:val="single"/>
         </w:rPr>
         <w:t>[2] 피고인이 甲 주식회사로부터 이미 허가받은 기존의 폐기물 종합재활용업을 양수하여 관할 시장에게 그 권리·의무의 승계를 신고하는 방법으로 거짓이나 그 밖의 부정한 방법으로 폐기물처리업 허가를 받았다고 하여 폐기물관리법 위반으로 기소된 사안에서, 피고인은 폐기물처리업 허가를 신규로 취득한 자가 아니라 이미 허가를 받은 기존의 폐기물처리업을 양수하여 그 권리·의무의 승계를 신고한 자에 불과하여 같은 법 제64조 제6호 위반죄로 처벌할 수 없다는 이유로, 이와 달리 보아 유죄를 인정한 원심의 판단에 법리오해의 잘못이 있다고 한 사례</w:t>
       </w:r>
@@ -665,6 +562,8 @@
         <w:rPr>
           <w:rFonts w:ascii="맑은 고딕" w:hAnsi="맑은 고딕" w:eastAsia="맑은 고딕" w:cs="맑은 고딕"/>
           <w:color w:val="000000"/>
+          <w:u w:val="single"/>
+          <w:shd w:val="clear" w:color="auto" w:fill="FFF2CC"/>
         </w:rPr>
         <w:t>① 원심의 판단에 논리와 경험의 법칙을 위반하여 자유심증주의의 한계를 벗어난 잘못이 없다.</w:t>
       </w:r>
@@ -680,6 +579,15 @@
           <w:rFonts w:ascii="맑은 고딕" w:hAnsi="맑은 고딕" w:eastAsia="맑은 고딕" w:cs="맑은 고딕"/>
           <w:color w:val="000000"/>
         </w:rPr>
+        <w:br/>
+      </w:r>
+      <w:r>
+        <w:rPr>
+          <w:rFonts w:ascii="맑은 고딕" w:hAnsi="맑은 고딕" w:eastAsia="맑은 고딕" w:cs="맑은 고딕"/>
+          <w:color w:val="000000"/>
+          <w:u w:val="single"/>
+          <w:shd w:val="clear" w:color="auto" w:fill="FFF2CC"/>
+        </w:rPr>
         <w:t>② 피고인의 상고이유에 대하여 거짓이나 그 밖의 부정한 방법으로 폐기물처리업 허가를 받은 행위로 인한 폐기물관리법 위반의 점에 관하여 폐기물관리법 제64조 제6호에서 정하고 있는 “거짓이나 그 밖의 부정한 방법으로 제25조 제3항에 따른 폐기물처리업 허가를 받은 자”라 함은 폐기물처리업 허가를 신규 취득하는 과정에서 부정한 방법을 동원한 자만을 가리키는 것이지, 이미 허가를 받은 기존의 폐기물처리업을 양수하여 그 권리·의무의 승계를 신고하는 자까지 포함하는 것이라고 볼 수는 없다(대법원 2009. 7. 23. 선고 2009도2259 판결 등 참조). 기록에 의하면, 피고인은 공소외 주식회사로부터 2008. 6. 25. 이미 허가받은 기존의 폐기물 종합재활용업을 양수하면서 2017. 1. 6.경 김포시장에게 그 권리·의무의 승계를 신고하여 2017. 1. 16.경 수리 통보를 받은 사실을 알 수 있는데, 이러한 사실관계를 앞서 본 법리에 비추어 살펴보면, 피고인은 폐기물처리업 허가를 신규로 취득한 자가 아니라 이미 허가를 받은 기존의 폐기물처리업을 양수하여 그 권리·의무의 승계를 신고한 자에 불과하므로, 폐기물관리법 제64조 제6호 위반죄로 처벌할 수 없다고 보아야 한다.</w:t>
       </w:r>
       <w:r>
@@ -694,6 +602,13 @@
           <w:rFonts w:ascii="맑은 고딕" w:hAnsi="맑은 고딕" w:eastAsia="맑은 고딕" w:cs="맑은 고딕"/>
           <w:color w:val="000000"/>
         </w:rPr>
+        <w:br/>
+      </w:r>
+      <w:r>
+        <w:rPr>
+          <w:rFonts w:ascii="맑은 고딕" w:hAnsi="맑은 고딕" w:eastAsia="맑은 고딕" w:cs="맑은 고딕"/>
+          <w:color w:val="000000"/>
+        </w:rPr>
         <w:t>③ 그럼에도 원심은 그 판시와 같은 이유를 들어 폐기물관리법 제25조 제3항의 폐기물처리업 허가를 받은 자에 그 권리·의무를 승계한 양수인도 포함된다고 보아 피고인의 이 부분 공소사실을 유죄로 판단하였다.</w:t>
       </w:r>
       <w:r>
@@ -708,6 +623,14 @@
           <w:rFonts w:ascii="맑은 고딕" w:hAnsi="맑은 고딕" w:eastAsia="맑은 고딕" w:cs="맑은 고딕"/>
           <w:color w:val="000000"/>
         </w:rPr>
+        <w:br/>
+      </w:r>
+      <w:r>
+        <w:rPr>
+          <w:rFonts w:ascii="맑은 고딕" w:hAnsi="맑은 고딕" w:eastAsia="맑은 고딕" w:cs="맑은 고딕"/>
+          <w:color w:val="000000"/>
+          <w:u w:val="single"/>
+        </w:rPr>
         <w:t>④ 이러한 원심의 판단에는 폐기물관리법 제64조 제6호의 해석에 관한 법리를 오해하여 판결에 영향을 미친 잘못이 있다.</w:t>
       </w:r>
       <w:r>
@@ -722,6 +645,15 @@
           <w:rFonts w:ascii="맑은 고딕" w:hAnsi="맑은 고딕" w:eastAsia="맑은 고딕" w:cs="맑은 고딕"/>
           <w:color w:val="000000"/>
         </w:rPr>
+        <w:br/>
+      </w:r>
+      <w:r>
+        <w:rPr>
+          <w:rFonts w:ascii="맑은 고딕" w:hAnsi="맑은 고딕" w:eastAsia="맑은 고딕" w:cs="맑은 고딕"/>
+          <w:color w:val="000000"/>
+          <w:u w:val="single"/>
+          <w:shd w:val="clear" w:color="auto" w:fill="FFF2CC"/>
+        </w:rPr>
         <w:t>⑤ 이를 지적하는 피고인의 상고이유 주장은 이유 있다.</w:t>
       </w:r>
       <w:r>
@@ -736,6 +668,13 @@
           <w:rFonts w:ascii="맑은 고딕" w:hAnsi="맑은 고딕" w:eastAsia="맑은 고딕" w:cs="맑은 고딕"/>
           <w:color w:val="000000"/>
         </w:rPr>
+        <w:br/>
+      </w:r>
+      <w:r>
+        <w:rPr>
+          <w:rFonts w:ascii="맑은 고딕" w:hAnsi="맑은 고딕" w:eastAsia="맑은 고딕" w:cs="맑은 고딕"/>
+          <w:color w:val="000000"/>
+        </w:rPr>
         <w:t>⑥ 나머지 상고이유에 관하여 원심은 그 판시와 같은 이유를 들어 피고인에 대한 공소사실 중 국가기술자격법 위반의 점, 지정된 장소 이외의 곳에 사업장폐기물을 버린 행위로 인한 폐기물관리법 위반의 점을 유죄로 판단하였다.</w:t>
       </w:r>
       <w:r>
@@ -750,6 +689,15 @@
           <w:rFonts w:ascii="맑은 고딕" w:hAnsi="맑은 고딕" w:eastAsia="맑은 고딕" w:cs="맑은 고딕"/>
           <w:color w:val="000000"/>
         </w:rPr>
+        <w:br/>
+      </w:r>
+      <w:r>
+        <w:rPr>
+          <w:rFonts w:ascii="맑은 고딕" w:hAnsi="맑은 고딕" w:eastAsia="맑은 고딕" w:cs="맑은 고딕"/>
+          <w:color w:val="000000"/>
+          <w:u w:val="single"/>
+          <w:shd w:val="clear" w:color="auto" w:fill="FFF2CC"/>
+        </w:rPr>
         <w:t>⑦ 원심판결 이유를 관련 법리와 적법하게 채택된 증거에 비추어 살펴보면, 원심의 판단에 논리와 경험의 법칙을 위반하여 자유심증주의의 한계를 벗어나거나 국가기술자격법 위반죄와 폐기물관리법 위반죄의 성립에 관한 법리를 오해하고 유추해석금지의 원칙을 위반한 잘못이 없다.</w:t>
       </w:r>
       <w:r>
@@ -764,6 +712,13 @@
           <w:rFonts w:ascii="맑은 고딕" w:hAnsi="맑은 고딕" w:eastAsia="맑은 고딕" w:cs="맑은 고딕"/>
           <w:color w:val="000000"/>
         </w:rPr>
+        <w:br/>
+      </w:r>
+      <w:r>
+        <w:rPr>
+          <w:rFonts w:ascii="맑은 고딕" w:hAnsi="맑은 고딕" w:eastAsia="맑은 고딕" w:cs="맑은 고딕"/>
+          <w:color w:val="000000"/>
+        </w:rPr>
         <w:t>⑧ 파기의 범위 앞서 본 이유로 원심판결 중 거짓이나 그 밖의 부정한 방법으로 폐기물처리업 허가를 받은 행위로 인한 폐기물관리법 위반의 점에 관한 유죄 부분은 파기되어야 하는데, 이 부분은 원심이 피고인에 대하여 유죄로 인정한 나머지 각 부분과 형법 제37조 전단의 경합범 관계에 있어 원심에서 하나의 징역형이 선고되었으므로, 원심판결 중 피고인에 대한 유죄 부분은 그 전부가 파기될 수밖에 없다.</w:t>
       </w:r>
     </w:p>
@@ -803,8 +758,9 @@
         <w:rPr>
           <w:rFonts w:ascii="맑은 고딕" w:hAnsi="맑은 고딕" w:eastAsia="맑은 고딕" w:cs="맑은 고딕"/>
           <w:color w:val="000000"/>
-        </w:rPr>
-        <w:t>① [1] 폐기물관리법 제64조 제6호에서 정하고 있는 “거짓이나 그 밖의 부정한 방법으로 제25조 제3항에 따른 폐기물처리업 허가를 받은 자”란 폐기물처리업 허가를 신규 취득하는 과정에서 부정한 방법을 동원한 자만을 가리키는 것이지, 이미 허가를 받은 기존의 폐기물처리업을 양수하여 그 권리·의무의 승계를 신고하는 자까지 포함하는 것이라고 볼 수는 없다.</w:t>
+          <w:u w:val="single"/>
+        </w:rPr>
+        <w:t>[1] 폐기물관리법 제64조 제6호에서 정하고 있는 “거짓이나 그 밖의 부정한 방법으로 제25조 제3항에 따른 폐기물처리업 허가를 받은 자”란 폐기물처리업 허가를 신규 취득하는 과정에서 부정한 방법을 동원한 자만을 가리키는 것이지, 이미 허가를 받은 기존의 폐기물처리업을 양수하여 그 권리·의무의 승계를 신고하는 자까지 포함하는 것이라고 볼 수는 없다.</w:t>
       </w:r>
       <w:r>
         <w:rPr>
@@ -817,8 +773,10 @@
         <w:rPr>
           <w:rFonts w:ascii="맑은 고딕" w:hAnsi="맑은 고딕" w:eastAsia="맑은 고딕" w:cs="맑은 고딕"/>
           <w:color w:val="000000"/>
-        </w:rPr>
-        <w:t>② [2] 피고인이 甲 주식회사로부터 이미 허가받은 기존의 폐기물 종합재활용업을 양수하여 관할 시장에게 그 권리·의무의 승계를 신고하는 방법으로 거짓이나 그 밖의 부정한 방법으로 폐기물처리업 허가를 받았다고 하여 폐기물관리법 위반으로 기소된 사안에서, 피고인은 폐기물처리업 허가를 신규로 취득한 자가 아니라 이미 허가를 받은 기존의 폐기물처리업을 양수하여 그 권리·의무의 승계를 신고한 자에 불과하여 폐기물관리법 제64조 제6호 위반죄로 처벌할 수 없다는 이유로, 이와 달리 폐기물관리법 제25조 제3항의 폐기물처리업 허가를 받은 자에 그 권리·의무를 승계한 양수인도 포함된다고 보아 유죄를 인정한 원심의 판단에 폐기물관리법 제64조 제6호의 해석에 관한 법리를 오해한 잘못이 있다고 한 사례.</w:t>
+          <w:u w:val="single"/>
+          <w:shd w:val="clear" w:color="auto" w:fill="FFF2CC"/>
+        </w:rPr>
+        <w:t>[2] 피고인이 甲 주식회사로부터 이미 허가받은 기존의 폐기물 종합재활용업을 양수하여 관할 시장에게 그 권리·의무의 승계를 신고하는 방법으로 거짓이나 그 밖의 부정한 방법으로 폐기물처리업 허가를 받았다고 하여 폐기물관리법 위반으로 기소된 사안에서, 피고인은 폐기물처리업 허가를 신규로 취득한 자가 아니라 이미 허가를 받은 기존의 폐기물처리업을 양수하여 그 권리·의무의 승계를 신고한 자에 불과하여 폐기물관리법 제64조 제6호 위반죄로 처벌할 수 없다는 이유로, 이와 달리 폐기물관리법 제25조 제3항의 폐기물처리업 허가를 받은 자에 그 권리·의무를 승계한 양수인도 포함된다고 보아 유죄를 인정한 원심의 판단에 폐기물관리법 제64조 제6호의 해석에 관한 법리를 오해한 잘못이 있다고 한 사례.</w:t>
       </w:r>
     </w:p>
     <w:p>

--- a/블로그글작성/판례/폐기물_대법원_시리즈/판례_대법원2019도3653_기존폐기물처리업을양수.docx
+++ b/블로그글작성/판례/폐기물_대법원_시리즈/판례_대법원2019도3653_기존폐기물처리업을양수.docx
@@ -561,9 +561,9 @@
       <w:r>
         <w:rPr>
           <w:rFonts w:ascii="맑은 고딕" w:hAnsi="맑은 고딕" w:eastAsia="맑은 고딕" w:cs="맑은 고딕"/>
+          <w:b/>
           <w:color w:val="000000"/>
           <w:u w:val="single"/>
-          <w:shd w:val="clear" w:color="auto" w:fill="FFF2CC"/>
         </w:rPr>
         <w:t>① 원심의 판단에 논리와 경험의 법칙을 위반하여 자유심증주의의 한계를 벗어난 잘못이 없다.</w:t>
       </w:r>
@@ -584,9 +584,9 @@
       <w:r>
         <w:rPr>
           <w:rFonts w:ascii="맑은 고딕" w:hAnsi="맑은 고딕" w:eastAsia="맑은 고딕" w:cs="맑은 고딕"/>
+          <w:b/>
           <w:color w:val="000000"/>
           <w:u w:val="single"/>
-          <w:shd w:val="clear" w:color="auto" w:fill="FFF2CC"/>
         </w:rPr>
         <w:t>② 피고인의 상고이유에 대하여 거짓이나 그 밖의 부정한 방법으로 폐기물처리업 허가를 받은 행위로 인한 폐기물관리법 위반의 점에 관하여 폐기물관리법 제64조 제6호에서 정하고 있는 “거짓이나 그 밖의 부정한 방법으로 제25조 제3항에 따른 폐기물처리업 허가를 받은 자”라 함은 폐기물처리업 허가를 신규 취득하는 과정에서 부정한 방법을 동원한 자만을 가리키는 것이지, 이미 허가를 받은 기존의 폐기물처리업을 양수하여 그 권리·의무의 승계를 신고하는 자까지 포함하는 것이라고 볼 수는 없다(대법원 2009. 7. 23. 선고 2009도2259 판결 등 참조). 기록에 의하면, 피고인은 공소외 주식회사로부터 2008. 6. 25. 이미 허가받은 기존의 폐기물 종합재활용업을 양수하면서 2017. 1. 6.경 김포시장에게 그 권리·의무의 승계를 신고하여 2017. 1. 16.경 수리 통보를 받은 사실을 알 수 있는데, 이러한 사실관계를 앞서 본 법리에 비추어 살펴보면, 피고인은 폐기물처리업 허가를 신규로 취득한 자가 아니라 이미 허가를 받은 기존의 폐기물처리업을 양수하여 그 권리·의무의 승계를 신고한 자에 불과하므로, 폐기물관리법 제64조 제6호 위반죄로 처벌할 수 없다고 보아야 한다.</w:t>
       </w:r>
@@ -650,9 +650,9 @@
       <w:r>
         <w:rPr>
           <w:rFonts w:ascii="맑은 고딕" w:hAnsi="맑은 고딕" w:eastAsia="맑은 고딕" w:cs="맑은 고딕"/>
+          <w:b/>
           <w:color w:val="000000"/>
           <w:u w:val="single"/>
-          <w:shd w:val="clear" w:color="auto" w:fill="FFF2CC"/>
         </w:rPr>
         <w:t>⑤ 이를 지적하는 피고인의 상고이유 주장은 이유 있다.</w:t>
       </w:r>
@@ -694,9 +694,9 @@
       <w:r>
         <w:rPr>
           <w:rFonts w:ascii="맑은 고딕" w:hAnsi="맑은 고딕" w:eastAsia="맑은 고딕" w:cs="맑은 고딕"/>
+          <w:b/>
           <w:color w:val="000000"/>
           <w:u w:val="single"/>
-          <w:shd w:val="clear" w:color="auto" w:fill="FFF2CC"/>
         </w:rPr>
         <w:t>⑦ 원심판결 이유를 관련 법리와 적법하게 채택된 증거에 비추어 살펴보면, 원심의 판단에 논리와 경험의 법칙을 위반하여 자유심증주의의 한계를 벗어나거나 국가기술자격법 위반죄와 폐기물관리법 위반죄의 성립에 관한 법리를 오해하고 유추해석금지의 원칙을 위반한 잘못이 없다.</w:t>
       </w:r>
@@ -772,9 +772,9 @@
       <w:r>
         <w:rPr>
           <w:rFonts w:ascii="맑은 고딕" w:hAnsi="맑은 고딕" w:eastAsia="맑은 고딕" w:cs="맑은 고딕"/>
+          <w:b/>
           <w:color w:val="000000"/>
           <w:u w:val="single"/>
-          <w:shd w:val="clear" w:color="auto" w:fill="FFF2CC"/>
         </w:rPr>
         <w:t>[2] 피고인이 甲 주식회사로부터 이미 허가받은 기존의 폐기물 종합재활용업을 양수하여 관할 시장에게 그 권리·의무의 승계를 신고하는 방법으로 거짓이나 그 밖의 부정한 방법으로 폐기물처리업 허가를 받았다고 하여 폐기물관리법 위반으로 기소된 사안에서, 피고인은 폐기물처리업 허가를 신규로 취득한 자가 아니라 이미 허가를 받은 기존의 폐기물처리업을 양수하여 그 권리·의무의 승계를 신고한 자에 불과하여 폐기물관리법 제64조 제6호 위반죄로 처벌할 수 없다는 이유로, 이와 달리 폐기물관리법 제25조 제3항의 폐기물처리업 허가를 받은 자에 그 권리·의무를 승계한 양수인도 포함된다고 보아 유죄를 인정한 원심의 판단에 폐기물관리법 제64조 제6호의 해석에 관한 법리를 오해한 잘못이 있다고 한 사례.</w:t>
       </w:r>

--- a/블로그글작성/판례/폐기물_대법원_시리즈/판례_대법원2019도3653_기존폐기물처리업을양수.docx
+++ b/블로그글작성/판례/폐기물_대법원_시리즈/판례_대법원2019도3653_기존폐기물처리업을양수.docx
@@ -1065,6 +1065,32 @@
         </w:tc>
       </w:tr>
     </w:tbl>
+    <w:p>
+      <w:pPr>
+        <w:pStyle w:val="2"/>
+      </w:pPr>
+      <w:r>
+        <w:t>핵심 요약</w:t>
+      </w:r>
+    </w:p>
+    <w:p>
+      <w:pPr/>
+      <w:r>
+        <w:t>폐기물처리업 허가를 새로 받는 과정에서 부정한 방법을 쓴 사람만 '거짓 허가'죄로 처벌할 수 있습니다.</w:t>
+      </w:r>
+    </w:p>
+    <w:p>
+      <w:pPr/>
+      <w:r>
+        <w:t>이미 허가받은 업체를 넘겨받아 승계신고만 한 양수인은 이 죄의 처벌 대상이 아닙니다.</w:t>
+      </w:r>
+    </w:p>
+    <w:p>
+      <w:pPr/>
+      <w:r>
+        <w:t>형벌 조항은 문언대로 엄격하게 해석해야 하므로 승계신고자에게까지 확대 적용할 수 없다는 취지입니다.</w:t>
+      </w:r>
+    </w:p>
     <w:p>
       <w:pPr>
         <w:pStyle w:val="note"/>

--- a/블로그글작성/판례/폐기물_대법원_시리즈/판례_대법원2019도3653_기존폐기물처리업을양수.docx
+++ b/블로그글작성/판례/폐기물_대법원_시리즈/판례_대법원2019도3653_기존폐기물처리업을양수.docx
@@ -16,7 +16,7 @@
           <w:color w:val="000000"/>
           <w:sz w:val="30"/>
         </w:rPr>
-        <w:t>기존 폐기물처리업을 양수·승계한 자는 ‘거짓 허가’ 죄로 처벌할 수 없습니다</w:t>
+        <w:t>기존 폐기물처리업을 양수·승계한 자는 ‘거짓 허가’ 죄로 처벌할 수 없습니다. (2019도3653)</w:t>
       </w:r>
     </w:p>
     <w:p>
@@ -47,12 +47,6 @@
         </w:rPr>
         <w:t>○ ‘거짓이나 부정한 방법으로 폐기물처리업 허가를 받은 자’에 기존 업을 양수하여 승계신고한 자가 포함되는지가 문제된 사건입니다. 대법원은 신규 취득자만 해당하고 승계신고자는 포함되지 않는다고 보았습니다.</w:t>
       </w:r>
-    </w:p>
-    <w:p>
-      <w:pPr>
-        <w:autoSpaceDE w:val="0"/>
-        <w:autoSpaceDN w:val="0"/>
-      </w:pPr>
     </w:p>
     <w:p>
       <w:pPr>
@@ -143,12 +137,6 @@
         </w:tc>
       </w:tr>
     </w:tbl>
-    <w:p>
-      <w:pPr>
-        <w:autoSpaceDE w:val="0"/>
-        <w:autoSpaceDN w:val="0"/>
-      </w:pPr>
-    </w:p>
     <w:p>
       <w:pPr>
         <w:autoSpaceDE w:val="0"/>
@@ -375,12 +363,6 @@
     </w:p>
     <w:p>
       <w:pPr>
-        <w:autoSpaceDE w:val="0"/>
-        <w:autoSpaceDN w:val="0"/>
-      </w:pPr>
-    </w:p>
-    <w:p>
-      <w:pPr>
         <w:pStyle w:val="2"/>
         <w:autoSpaceDE w:val="0"/>
         <w:autoSpaceDN w:val="0"/>
@@ -478,12 +460,6 @@
     </w:p>
     <w:p>
       <w:pPr>
-        <w:autoSpaceDE w:val="0"/>
-        <w:autoSpaceDN w:val="0"/>
-      </w:pPr>
-    </w:p>
-    <w:p>
-      <w:pPr>
         <w:pStyle w:val="2"/>
         <w:autoSpaceDE w:val="0"/>
         <w:autoSpaceDN w:val="0"/>
@@ -534,12 +510,6 @@
     </w:p>
     <w:p>
       <w:pPr>
-        <w:autoSpaceDE w:val="0"/>
-        <w:autoSpaceDN w:val="0"/>
-      </w:pPr>
-    </w:p>
-    <w:p>
-      <w:pPr>
         <w:pStyle w:val="2"/>
         <w:autoSpaceDE w:val="0"/>
         <w:autoSpaceDN w:val="0"/>
@@ -730,12 +700,6 @@
     </w:p>
     <w:p>
       <w:pPr>
-        <w:autoSpaceDE w:val="0"/>
-        <w:autoSpaceDN w:val="0"/>
-      </w:pPr>
-    </w:p>
-    <w:p>
-      <w:pPr>
         <w:pStyle w:val="2"/>
         <w:autoSpaceDE w:val="0"/>
         <w:autoSpaceDN w:val="0"/>
@@ -778,12 +742,6 @@
         </w:rPr>
         <w:t>[2] 피고인이 甲 주식회사로부터 이미 허가받은 기존의 폐기물 종합재활용업을 양수하여 관할 시장에게 그 권리·의무의 승계를 신고하는 방법으로 거짓이나 그 밖의 부정한 방법으로 폐기물처리업 허가를 받았다고 하여 폐기물관리법 위반으로 기소된 사안에서, 피고인은 폐기물처리업 허가를 신규로 취득한 자가 아니라 이미 허가를 받은 기존의 폐기물처리업을 양수하여 그 권리·의무의 승계를 신고한 자에 불과하여 폐기물관리법 제64조 제6호 위반죄로 처벌할 수 없다는 이유로, 이와 달리 폐기물관리법 제25조 제3항의 폐기물처리업 허가를 받은 자에 그 권리·의무를 승계한 양수인도 포함된다고 보아 유죄를 인정한 원심의 판단에 폐기물관리법 제64조 제6호의 해석에 관한 법리를 오해한 잘못이 있다고 한 사례.</w:t>
       </w:r>
-    </w:p>
-    <w:p>
-      <w:pPr>
-        <w:autoSpaceDE w:val="0"/>
-        <w:autoSpaceDN w:val="0"/>
-      </w:pPr>
     </w:p>
     <w:p>
       <w:pPr>
